--- a/de/01_Der Kerncharakter.docx
+++ b/de/01_Der Kerncharakter.docx
@@ -23,7 +23,191 @@
         <w:rPr>
           <w:lang w:val="de-DE"/>
         </w:rPr>
-        <w:t>Ein Cypher-Charakter wird durch einen beschreibenden Satz definiert, wie ein charmanter Zauberer, der auf dem Blitz reitet, oder ein schleichender Techniker, der mit Maschinen spricht. Aber bevor du dir die Teile dieses Satzes ansiehst, beginnst du mit dem Kern eines Charakters, der dir deine Grundwerte, ein paar Fähigkeiten und ein paar andere Spielelemente gibt, die jeder Charakter braucht (wie viele Wunden du ertragen kannst). Ein Kerncharakter ist ein völlig spielbarer (wenn auch etwas uninteressanter) Charakter. Als Kerncharakter weißt du, wie man gewöhnliche Aktionen ausführt und mit der Welt interagiert, die der Spielleiter präsentiert.</w:t>
+        <w:t xml:space="preserve">Ein Cypher-Charakter wird durch einen beschreibenden Satz definiert, wie </w:t>
+      </w:r>
+      <w:r>
+        <w:rPr>
+          <w:i/>
+          <w:iCs/>
+          <w:lang w:val="de-DE"/>
+        </w:rPr>
+        <w:t xml:space="preserve">ein </w:t>
+      </w:r>
+      <w:r>
+        <w:rPr>
+          <w:i/>
+          <w:iCs/>
+          <w:lang w:val="de-DE"/>
+        </w:rPr>
+        <w:t>C</w:t>
+      </w:r>
+      <w:r>
+        <w:rPr>
+          <w:i/>
+          <w:iCs/>
+          <w:lang w:val="de-DE"/>
+        </w:rPr>
+        <w:t xml:space="preserve">harmanter Zauberer, der auf </w:t>
+      </w:r>
+      <w:r>
+        <w:rPr>
+          <w:i/>
+          <w:iCs/>
+          <w:lang w:val="de-DE"/>
+        </w:rPr>
+        <w:t>einem</w:t>
+      </w:r>
+      <w:r>
+        <w:rPr>
+          <w:i/>
+          <w:iCs/>
+          <w:lang w:val="de-DE"/>
+        </w:rPr>
+        <w:t xml:space="preserve"> Blitz reitet</w:t>
+      </w:r>
+      <w:r>
+        <w:rPr>
+          <w:lang w:val="de-DE"/>
+        </w:rPr>
+        <w:t xml:space="preserve">, oder </w:t>
+      </w:r>
+      <w:r>
+        <w:rPr>
+          <w:i/>
+          <w:iCs/>
+          <w:lang w:val="de-DE"/>
+        </w:rPr>
+        <w:t>ein</w:t>
+      </w:r>
+      <w:r>
+        <w:rPr>
+          <w:i/>
+          <w:iCs/>
+          <w:lang w:val="de-DE"/>
+        </w:rPr>
+        <w:t>e</w:t>
+      </w:r>
+      <w:r>
+        <w:rPr>
+          <w:i/>
+          <w:iCs/>
+          <w:lang w:val="de-DE"/>
+        </w:rPr>
+        <w:t xml:space="preserve"> </w:t>
+      </w:r>
+      <w:r>
+        <w:rPr>
+          <w:i/>
+          <w:iCs/>
+          <w:lang w:val="de-DE"/>
+        </w:rPr>
+        <w:t>Heimlichee</w:t>
+      </w:r>
+      <w:r>
+        <w:rPr>
+          <w:i/>
+          <w:iCs/>
+          <w:lang w:val="de-DE"/>
+        </w:rPr>
+        <w:t xml:space="preserve"> Techniker</w:t>
+      </w:r>
+      <w:r>
+        <w:rPr>
+          <w:i/>
+          <w:iCs/>
+          <w:lang w:val="de-DE"/>
+        </w:rPr>
+        <w:t>in</w:t>
+      </w:r>
+      <w:r>
+        <w:rPr>
+          <w:i/>
+          <w:iCs/>
+          <w:lang w:val="de-DE"/>
+        </w:rPr>
+        <w:t xml:space="preserve">, </w:t>
+      </w:r>
+      <w:r>
+        <w:rPr>
+          <w:i/>
+          <w:iCs/>
+          <w:lang w:val="de-DE"/>
+        </w:rPr>
+        <w:t>die</w:t>
+      </w:r>
+      <w:r>
+        <w:rPr>
+          <w:i/>
+          <w:iCs/>
+          <w:lang w:val="de-DE"/>
+        </w:rPr>
+        <w:t xml:space="preserve"> mit Maschinen spricht.</w:t>
+      </w:r>
+      <w:r>
+        <w:rPr>
+          <w:lang w:val="de-DE"/>
+        </w:rPr>
+        <w:t xml:space="preserve"> Aber bevor du dir die Teile dieses Satzes ansiehst, beginnst du mit dem Kern eines Charakters, der dir deine Grundwerte, ein paar </w:t>
+      </w:r>
+      <w:r>
+        <w:rPr>
+          <w:lang w:val="de-DE"/>
+        </w:rPr>
+        <w:t>Fertigkeiten</w:t>
+      </w:r>
+      <w:r>
+        <w:rPr>
+          <w:lang w:val="de-DE"/>
+        </w:rPr>
+        <w:t xml:space="preserve"> und ein paar andere Spielelemente gibt, die jeder Charakter braucht (</w:t>
+      </w:r>
+      <w:r>
+        <w:rPr>
+          <w:lang w:val="de-DE"/>
+        </w:rPr>
+        <w:t>z.B. </w:t>
+      </w:r>
+      <w:r>
+        <w:rPr>
+          <w:lang w:val="de-DE"/>
+        </w:rPr>
+        <w:t xml:space="preserve">wie viele Wunden du </w:t>
+      </w:r>
+      <w:r>
+        <w:rPr>
+          <w:lang w:val="de-DE"/>
+        </w:rPr>
+        <w:t>erleiden</w:t>
+      </w:r>
+      <w:r>
+        <w:rPr>
+          <w:lang w:val="de-DE"/>
+        </w:rPr>
+        <w:t xml:space="preserve"> kannst). Ein Kerncharakter ist ein völlig spielbarer (wenn auch etwas uninteressanter) Charakter. Als Kerncharakter weißt du, wie man gewöhnliche Aktionen ausführt und mit der Welt interagiert, die </w:t>
+      </w:r>
+      <w:r>
+        <w:rPr>
+          <w:lang w:val="de-DE"/>
+        </w:rPr>
+        <w:t>die</w:t>
+      </w:r>
+      <w:r>
+        <w:rPr>
+          <w:lang w:val="de-DE"/>
+        </w:rPr>
+        <w:t xml:space="preserve"> Spielleit</w:t>
+      </w:r>
+      <w:r>
+        <w:rPr>
+          <w:lang w:val="de-DE"/>
+        </w:rPr>
+        <w:t>ung</w:t>
+      </w:r>
+      <w:r>
+        <w:rPr>
+          <w:lang w:val="de-DE"/>
+        </w:rPr>
+        <w:t xml:space="preserve"> präsentiert.</w:t>
       </w:r>
     </w:p>
     <w:p>
@@ -34,7 +218,7 @@
       <w:bookmarkEnd w:id="0"/>
       <w:bookmarkEnd w:id="1"/>
       <w:r>
-        <w:t>Tier</w:t>
+        <w:t>Rang</w:t>
       </w:r>
     </w:p>
     <w:p>
@@ -48,7 +232,49 @@
         <w:rPr>
           <w:lang w:val="de-DE"/>
         </w:rPr>
-        <w:t>Tier ist ein Maß für deine gesammelte Erfahrung. Ein Kerncharakter beginnt auf Stufe 1. Ein Tier-1-Charakter ist mehr als nur ein Anfänger; Du bist einigermaßen erfolgreich und fähig, auf einer Stufe mit einem Studenten oder einer Person in einem typischen Job, der Erfahrung oder Ausbildung erfordert.</w:t>
+        <w:t>Dein Rang</w:t>
+      </w:r>
+      <w:r>
+        <w:rPr>
+          <w:lang w:val="de-DE"/>
+        </w:rPr>
+        <w:t xml:space="preserve"> ist ein Maß für deine gesammelte Erfahrung. Ein Kerncharakter beginnt auf </w:t>
+      </w:r>
+      <w:r>
+        <w:rPr>
+          <w:lang w:val="de-DE"/>
+        </w:rPr>
+        <w:t>Rang</w:t>
+      </w:r>
+      <w:r>
+        <w:rPr>
+          <w:lang w:val="de-DE"/>
+        </w:rPr>
+        <w:t xml:space="preserve"> 1. Ein </w:t>
+      </w:r>
+      <w:r>
+        <w:rPr>
+          <w:lang w:val="de-DE"/>
+        </w:rPr>
+        <w:t>Rang</w:t>
+      </w:r>
+      <w:r>
+        <w:rPr>
+          <w:lang w:val="de-DE"/>
+        </w:rPr>
+        <w:t xml:space="preserve">-1-Charakter ist mehr als nur ein Anfänger; </w:t>
+      </w:r>
+      <w:r>
+        <w:rPr>
+          <w:lang w:val="de-DE"/>
+        </w:rPr>
+        <w:t>d</w:t>
+      </w:r>
+      <w:r>
+        <w:rPr>
+          <w:lang w:val="de-DE"/>
+        </w:rPr>
+        <w:t>u bist einigermaßen erfolgreich und fähig, auf einer Stufe mit einem Studenten oder einer Person in einem typischen Job, der Erfahrung oder Ausbildung erfordert.</w:t>
       </w:r>
     </w:p>
     <w:p>
@@ -62,7 +288,55 @@
         <w:rPr>
           <w:lang w:val="de-DE"/>
         </w:rPr>
-        <w:t>Im Verlauf des Spiels, während du reist, Dinge erlebst und Ziele erreichst, steigst du auf höhere Stufen auf und schaltest neue Fähigkeiten frei. Sehr erfahrene Charaktere erreichen Tier 6 und vielleicht sogar höher. Ein Charakter der Stufe 6 kann viel mehr erreichen als ein Charakter der Stufe 1.</w:t>
+        <w:t xml:space="preserve">Im Verlauf des Spiels, während du reist, Dinge erlebst und Ziele erreichst, steigst du auf höhere </w:t>
+      </w:r>
+      <w:r>
+        <w:rPr>
+          <w:lang w:val="de-DE"/>
+        </w:rPr>
+        <w:t>Ränge</w:t>
+      </w:r>
+      <w:r>
+        <w:rPr>
+          <w:lang w:val="de-DE"/>
+        </w:rPr>
+        <w:t xml:space="preserve"> auf und schaltest neue Fähigkeiten frei. Sehr erfahrene Charaktere erreichen </w:t>
+      </w:r>
+      <w:r>
+        <w:rPr>
+          <w:lang w:val="de-DE"/>
+        </w:rPr>
+        <w:t>Rang</w:t>
+      </w:r>
+      <w:r>
+        <w:rPr>
+          <w:lang w:val="de-DE"/>
+        </w:rPr>
+        <w:t xml:space="preserve"> 6 und vielleicht sogar höher. Ein Charakter </w:t>
+      </w:r>
+      <w:r>
+        <w:rPr>
+          <w:lang w:val="de-DE"/>
+        </w:rPr>
+        <w:t>des Rangs</w:t>
+      </w:r>
+      <w:r>
+        <w:rPr>
+          <w:lang w:val="de-DE"/>
+        </w:rPr>
+        <w:t xml:space="preserve"> 6 kann viel mehr erreichen als ein Charakter de</w:t>
+      </w:r>
+      <w:r>
+        <w:rPr>
+          <w:lang w:val="de-DE"/>
+        </w:rPr>
+        <w:t xml:space="preserve">s Rangs </w:t>
+      </w:r>
+      <w:r>
+        <w:rPr>
+          <w:lang w:val="de-DE"/>
+        </w:rPr>
+        <w:t>1.</w:t>
       </w:r>
     </w:p>
     <w:p>
@@ -72,7 +346,10 @@
       <w:bookmarkStart w:id="3" w:name="your-three-stats"/>
       <w:bookmarkEnd w:id="2"/>
       <w:r>
-        <w:t>Deine drei Werte</w:t>
+        <w:t xml:space="preserve">Deine drei </w:t>
+      </w:r>
+      <w:r>
+        <w:t>Attribute</w:t>
       </w:r>
     </w:p>
     <w:p>
@@ -86,7 +363,31 @@
         <w:rPr>
           <w:lang w:val="de-DE"/>
         </w:rPr>
-        <w:t xml:space="preserve">Dein Charakter hat drei definierende Merkmale, die typischerweise als Statistiken oder "Status" bezeichnet werden. Diese Werte sind </w:t>
+        <w:t xml:space="preserve">Dein Charakter hat drei definierende Merkmale, die typischerweise als </w:t>
+      </w:r>
+      <w:r>
+        <w:rPr>
+          <w:lang w:val="de-DE"/>
+        </w:rPr>
+        <w:t>„Attribute“</w:t>
+      </w:r>
+      <w:r>
+        <w:rPr>
+          <w:lang w:val="de-DE"/>
+        </w:rPr>
+        <w:t xml:space="preserve"> oder </w:t>
+      </w:r>
+      <w:r>
+        <w:rPr>
+          <w:lang w:val="de-DE"/>
+        </w:rPr>
+        <w:t>„Wert“</w:t>
+      </w:r>
+      <w:r>
+        <w:rPr>
+          <w:lang w:val="de-DE"/>
+        </w:rPr>
+        <w:t xml:space="preserve"> bezeichnet werden. Diese Werte sind </w:t>
       </w:r>
       <w:r>
         <w:rPr>
@@ -108,7 +409,7 @@
           <w:bCs/>
           <w:lang w:val="de-DE"/>
         </w:rPr>
-        <w:t>Geschwindigkeit</w:t>
+        <w:t>Reflex</w:t>
       </w:r>
       <w:r>
         <w:rPr>
@@ -128,21 +429,103 @@
         <w:rPr>
           <w:lang w:val="de-DE"/>
         </w:rPr>
-        <w:t xml:space="preserve">. Jeder der drei Werte besteht aus zwei Komponenten: Pool und Edge, also gibt es einen Might Pool und Might Edge, einen Speed Pool und Speed Edge sowie einen </w:t>
-      </w:r>
-      <w:proofErr w:type="spellStart"/>
-      <w:r>
-        <w:rPr>
-          <w:lang w:val="de-DE"/>
-        </w:rPr>
-        <w:t>Intellektspool</w:t>
-      </w:r>
-      <w:proofErr w:type="spellEnd"/>
-      <w:r>
-        <w:rPr>
-          <w:lang w:val="de-DE"/>
-        </w:rPr>
-        <w:t xml:space="preserve"> und einen Intellekt-Vorteil.</w:t>
+        <w:t>. Jede</w:t>
+      </w:r>
+      <w:r>
+        <w:rPr>
+          <w:lang w:val="de-DE"/>
+        </w:rPr>
+        <w:t>s</w:t>
+      </w:r>
+      <w:r>
+        <w:rPr>
+          <w:lang w:val="de-DE"/>
+        </w:rPr>
+        <w:t xml:space="preserve"> der drei </w:t>
+      </w:r>
+      <w:r>
+        <w:rPr>
+          <w:lang w:val="de-DE"/>
+        </w:rPr>
+        <w:t>Attribute</w:t>
+      </w:r>
+      <w:r>
+        <w:rPr>
+          <w:lang w:val="de-DE"/>
+        </w:rPr>
+        <w:t xml:space="preserve"> besteht aus zwei Komponenten: Pool und Edge, also gibt es einen </w:t>
+      </w:r>
+      <w:r>
+        <w:rPr>
+          <w:lang w:val="de-DE"/>
+        </w:rPr>
+        <w:t>Kraft-</w:t>
+      </w:r>
+      <w:r>
+        <w:rPr>
+          <w:lang w:val="de-DE"/>
+        </w:rPr>
+        <w:t xml:space="preserve">Pool und </w:t>
+      </w:r>
+      <w:r>
+        <w:rPr>
+          <w:lang w:val="de-DE"/>
+        </w:rPr>
+        <w:t>Kraft-</w:t>
+      </w:r>
+      <w:r>
+        <w:rPr>
+          <w:lang w:val="de-DE"/>
+        </w:rPr>
+        <w:t xml:space="preserve">Edge, einen </w:t>
+      </w:r>
+      <w:r>
+        <w:rPr>
+          <w:lang w:val="de-DE"/>
+        </w:rPr>
+        <w:t>Reflex-</w:t>
+      </w:r>
+      <w:r>
+        <w:rPr>
+          <w:lang w:val="de-DE"/>
+        </w:rPr>
+        <w:t xml:space="preserve">Pool und </w:t>
+      </w:r>
+      <w:r>
+        <w:rPr>
+          <w:lang w:val="de-DE"/>
+        </w:rPr>
+        <w:t>Reflex-</w:t>
+      </w:r>
+      <w:r>
+        <w:rPr>
+          <w:lang w:val="de-DE"/>
+        </w:rPr>
+        <w:t>Edge sowie einen Intellekt</w:t>
+      </w:r>
+      <w:r>
+        <w:rPr>
+          <w:lang w:val="de-DE"/>
+        </w:rPr>
+        <w:t>-P</w:t>
+      </w:r>
+      <w:r>
+        <w:rPr>
+          <w:lang w:val="de-DE"/>
+        </w:rPr>
+        <w:t>ool und einen Intellekt-</w:t>
+      </w:r>
+      <w:r>
+        <w:rPr>
+          <w:lang w:val="de-DE"/>
+        </w:rPr>
+        <w:t>Edge</w:t>
+      </w:r>
+      <w:r>
+        <w:rPr>
+          <w:lang w:val="de-DE"/>
+        </w:rPr>
+        <w:t>.</w:t>
       </w:r>
     </w:p>
     <w:p>
@@ -170,7 +553,43 @@
         <w:rPr>
           <w:lang w:val="de-DE"/>
         </w:rPr>
-        <w:t>Die Pools eines Kerncharakters beginnen alle bei 8. Zusätzlich erhalten Sie 6 zusätzliche Punkte, die Sie nach Belieben zu den drei Pools hinzufügen können.</w:t>
+        <w:t>Die Pools eines Kerncharakters beginnen alle bei 8. Zusätzlich erh</w:t>
+      </w:r>
+      <w:r>
+        <w:rPr>
+          <w:lang w:val="de-DE"/>
+        </w:rPr>
+        <w:t xml:space="preserve">ältst du </w:t>
+      </w:r>
+      <w:r>
+        <w:rPr>
+          <w:lang w:val="de-DE"/>
+        </w:rPr>
+        <w:t xml:space="preserve">6 zusätzliche Punkte, die </w:t>
+      </w:r>
+      <w:r>
+        <w:rPr>
+          <w:lang w:val="de-DE"/>
+        </w:rPr>
+        <w:t>du</w:t>
+      </w:r>
+      <w:r>
+        <w:rPr>
+          <w:lang w:val="de-DE"/>
+        </w:rPr>
+        <w:t xml:space="preserve"> nach Belieben zu den drei Pools hinzufügen </w:t>
+      </w:r>
+      <w:r>
+        <w:rPr>
+          <w:lang w:val="de-DE"/>
+        </w:rPr>
+        <w:t>kannst</w:t>
+      </w:r>
+      <w:r>
+        <w:rPr>
+          <w:lang w:val="de-DE"/>
+        </w:rPr>
+        <w:t>.</w:t>
       </w:r>
     </w:p>
     <w:p>
@@ -193,7 +612,7 @@
         <w:rPr>
           <w:lang w:val="de-DE"/>
         </w:rPr>
-        <w:t>Edge reduziert die Punktekosten, wenn du Pool-Punkte ausgibst (es ist wie ein Rabatt). Ein Kerncharakter hat für alle drei Werte einen Edge von 0.</w:t>
+        <w:t>Edge reduziert die Punktekosten, wenn du Pool-Punkte ausgibst (es ist wie ein Rabatt). Ein Kerncharakter hat für alle drei Werte ein Edge von 0.</w:t>
       </w:r>
     </w:p>
     <w:p>
@@ -218,7 +637,45 @@
         <w:rPr>
           <w:lang w:val="de-DE"/>
         </w:rPr>
-        <w:t>Dein Charakter beginnt das Spiel gesund und gesund. Aber du wirst wahrscheinlich irgendwann auf Bedrohungen stoßen und riskieren, verletzt zu werden. Wunden können von so unterschiedlichen Quellen stammen, wie dem Angriff eines Raubtiers, einem Sturz aus großer Höhe oder einem übernatürlichen Effekt wie einer Explosion magischen Feuers. Alles, was dir weh tut, verursacht dir eine Wunde.</w:t>
+        <w:t xml:space="preserve">Dein Charakter beginnt das Spiel gesund und </w:t>
+      </w:r>
+      <w:r>
+        <w:rPr>
+          <w:lang w:val="de-DE"/>
+        </w:rPr>
+        <w:t>munter.</w:t>
+      </w:r>
+      <w:r>
+        <w:rPr>
+          <w:lang w:val="de-DE"/>
+        </w:rPr>
+        <w:t xml:space="preserve"> Aber du wirst wahrscheinlich irgendwann auf Bedrohungen stoßen und riskieren, verletzt zu werden. Wunden können </w:t>
+      </w:r>
+      <w:r>
+        <w:rPr>
+          <w:lang w:val="de-DE"/>
+        </w:rPr>
+        <w:t xml:space="preserve">aus </w:t>
+      </w:r>
+      <w:proofErr w:type="gramStart"/>
+      <w:r>
+        <w:rPr>
+          <w:lang w:val="de-DE"/>
+        </w:rPr>
+        <w:t>ganz</w:t>
+      </w:r>
+      <w:r>
+        <w:rPr>
+          <w:lang w:val="de-DE"/>
+        </w:rPr>
+        <w:t xml:space="preserve"> unterschiedlichen</w:t>
+      </w:r>
+      <w:proofErr w:type="gramEnd"/>
+      <w:r>
+        <w:rPr>
+          <w:lang w:val="de-DE"/>
+        </w:rPr>
+        <w:t xml:space="preserve"> Quellen stammen, wie dem Angriff eines Raubtiers, einem Sturz aus großer Höhe oder einem übernatürlichen Effekt wie einer Explosion magischen Feuers. Alles, was dir weh tut, verursacht eine Wunde.</w:t>
       </w:r>
     </w:p>
     <w:p>
@@ -233,7 +690,19 @@
           <w:lang w:val="de-DE"/>
         </w:rPr>
         <w:lastRenderedPageBreak/>
-        <w:t>Die Wunden treten in drei Schweregraden auf: leicht, mittlere und schwere.</w:t>
+        <w:t xml:space="preserve">Die Wunden treten in drei Schweregraden auf: leicht, </w:t>
+      </w:r>
+      <w:r>
+        <w:rPr>
+          <w:lang w:val="de-DE"/>
+        </w:rPr>
+        <w:t>moderat</w:t>
+      </w:r>
+      <w:r>
+        <w:rPr>
+          <w:lang w:val="de-DE"/>
+        </w:rPr>
+        <w:t xml:space="preserve"> und schwer.</w:t>
       </w:r>
     </w:p>
     <w:p>
@@ -254,14 +723,38 @@
         <w:rPr>
           <w:lang w:val="de-DE"/>
         </w:rPr>
-        <w:t>zu drei kleinere Wunden</w:t>
+        <w:t xml:space="preserve">zu drei </w:t>
+      </w:r>
+      <w:r>
+        <w:rPr>
+          <w:lang w:val="de-DE"/>
+        </w:rPr>
+        <w:t>leichte</w:t>
+      </w:r>
+      <w:r>
+        <w:rPr>
+          <w:lang w:val="de-DE"/>
+        </w:rPr>
+        <w:t xml:space="preserve"> Wunden</w:t>
       </w:r>
       <w:proofErr w:type="gramEnd"/>
       <w:r>
         <w:rPr>
           <w:lang w:val="de-DE"/>
         </w:rPr>
-        <w:t>, drei mittlere und drei schwere Wunden erleiden. Wenn du verwundet bist, notiere die Wunde auf deinem Charakterbogen – für jeden gibt es ein Feld. Jede Art von Wunde hat eine andere Wirkung auf deinen Charakter.</w:t>
+        <w:t xml:space="preserve">, drei </w:t>
+      </w:r>
+      <w:r>
+        <w:rPr>
+          <w:lang w:val="de-DE"/>
+        </w:rPr>
+        <w:t>moderate Wunden</w:t>
+      </w:r>
+      <w:r>
+        <w:rPr>
+          <w:lang w:val="de-DE"/>
+        </w:rPr>
+        <w:t xml:space="preserve"> und drei schwere Wunden erleiden. Wenn du verwundet bist, notiere die Wunde auf deinem Charakterbogen – für jede gibt es ein Feld. Jede Art von Wunde hat eine andere Wirkung auf deinen Charakter.</w:t>
       </w:r>
     </w:p>
     <w:p>
@@ -277,49 +770,99 @@
           <w:bCs/>
           <w:lang w:val="de-DE"/>
         </w:rPr>
-        <w:t>Kleinere Wunden: Das</w:t>
-      </w:r>
-      <w:r>
-        <w:rPr>
-          <w:lang w:val="de-DE"/>
-        </w:rPr>
-        <w:t xml:space="preserve"> sind Schnitte, Kratzer, Prellungen und andere unbedeutende Verletzungen, die nach ein paar Stunden nicht mehr schmerzen. Einzelne kleinere Wunden wirken sich in keiner Weise negativ auf deinen Charakter aus. Wenn du keine kleineren Wunden mehr hast, werden alle neuen kleinen Wunden, die du bekommst, zu mittelschweren Wunden.</w:t>
-      </w:r>
-    </w:p>
-    <w:p>
-      <w:pPr>
-        <w:pStyle w:val="Textkrper"/>
-        <w:rPr>
-          <w:lang w:val="de-DE"/>
-        </w:rPr>
-      </w:pPr>
+        <w:t>Leichte</w:t>
+      </w:r>
       <w:r>
         <w:rPr>
           <w:b/>
           <w:bCs/>
           <w:lang w:val="de-DE"/>
         </w:rPr>
-        <w:t>Mittlere Wunden:</w:t>
-      </w:r>
-      <w:r>
-        <w:rPr>
-          <w:lang w:val="de-DE"/>
-        </w:rPr>
-        <w:t xml:space="preserve"> Dabei handelt es sich um offene Schnitte, Waffenschürfwunden, Verstauchungen, leichte Brüche und andere Verletzungen, die nach ein paar Tagen nicht mehr schmerzen.</w:t>
-      </w:r>
-    </w:p>
-    <w:p>
-      <w:pPr>
-        <w:pStyle w:val="Textkrper"/>
-        <w:rPr>
-          <w:lang w:val="de-DE"/>
-        </w:rPr>
-      </w:pPr>
-      <w:r>
-        <w:rPr>
-          <w:lang w:val="de-DE"/>
-        </w:rPr>
-        <w:t>Wenn du deine letzte mittlere Wunde nimmst, werden alle deine Aktionen behindert, und alle neuen moderaten Wunden, die du erleidest, werden zu schweren Wunden.</w:t>
+        <w:t xml:space="preserve"> Wunden: </w:t>
+      </w:r>
+      <w:r>
+        <w:rPr>
+          <w:lang w:val="de-DE"/>
+        </w:rPr>
+        <w:t>Das</w:t>
+      </w:r>
+      <w:r>
+        <w:rPr>
+          <w:lang w:val="de-DE"/>
+        </w:rPr>
+        <w:t xml:space="preserve"> sind Schnitte, Kratzer, Prellungen und andere unbedeutende Verletzungen, die nach ein paar Stunden nicht mehr schmerzen. Einzelne </w:t>
+      </w:r>
+      <w:r>
+        <w:rPr>
+          <w:lang w:val="de-DE"/>
+        </w:rPr>
+        <w:t>leichte</w:t>
+      </w:r>
+      <w:r>
+        <w:rPr>
+          <w:lang w:val="de-DE"/>
+        </w:rPr>
+        <w:t xml:space="preserve"> Wunden wirken sich in keiner Weise negativ auf deinen Charakter aus. Wenn du keine </w:t>
+      </w:r>
+      <w:r>
+        <w:rPr>
+          <w:lang w:val="de-DE"/>
+        </w:rPr>
+        <w:t>leichten</w:t>
+      </w:r>
+      <w:r>
+        <w:rPr>
+          <w:lang w:val="de-DE"/>
+        </w:rPr>
+        <w:t xml:space="preserve"> Wunden mehr </w:t>
+      </w:r>
+      <w:r>
+        <w:rPr>
+          <w:lang w:val="de-DE"/>
+        </w:rPr>
+        <w:t>erleiden kannst</w:t>
+      </w:r>
+      <w:r>
+        <w:rPr>
+          <w:lang w:val="de-DE"/>
+        </w:rPr>
+        <w:t xml:space="preserve">, werden alle neuen </w:t>
+      </w:r>
+      <w:r>
+        <w:rPr>
+          <w:lang w:val="de-DE"/>
+        </w:rPr>
+        <w:t>leichten</w:t>
+      </w:r>
+      <w:r>
+        <w:rPr>
+          <w:lang w:val="de-DE"/>
+        </w:rPr>
+        <w:t xml:space="preserve"> Wunden, die du </w:t>
+      </w:r>
+      <w:r>
+        <w:rPr>
+          <w:lang w:val="de-DE"/>
+        </w:rPr>
+        <w:t>erleidest</w:t>
+      </w:r>
+      <w:r>
+        <w:rPr>
+          <w:lang w:val="de-DE"/>
+        </w:rPr>
+        <w:t xml:space="preserve">, zu </w:t>
+      </w:r>
+      <w:r>
+        <w:rPr>
+          <w:lang w:val="de-DE"/>
+        </w:rPr>
+        <w:t>moderaten</w:t>
+      </w:r>
+      <w:r>
+        <w:rPr>
+          <w:lang w:val="de-DE"/>
+        </w:rPr>
+        <w:t xml:space="preserve"> Wunden.</w:t>
       </w:r>
     </w:p>
     <w:p>
@@ -335,7 +878,107 @@
           <w:bCs/>
           <w:lang w:val="de-DE"/>
         </w:rPr>
-        <w:t>Schwerwiegende Wunden:</w:t>
+        <w:t>Moderate</w:t>
+      </w:r>
+      <w:r>
+        <w:rPr>
+          <w:b/>
+          <w:bCs/>
+          <w:lang w:val="de-DE"/>
+        </w:rPr>
+        <w:t xml:space="preserve"> Wunden:</w:t>
+      </w:r>
+      <w:r>
+        <w:rPr>
+          <w:lang w:val="de-DE"/>
+        </w:rPr>
+        <w:t xml:space="preserve"> Dabei handelt es sich um offene Schnitte, Waffenschürfwunden, Verstauchungen, leichte Brüche und andere Verletzungen, die nach ein paar Tagen nicht mehr schmerzen.</w:t>
+      </w:r>
+    </w:p>
+    <w:p>
+      <w:pPr>
+        <w:pStyle w:val="Textkrper"/>
+        <w:rPr>
+          <w:lang w:val="de-DE"/>
+        </w:rPr>
+      </w:pPr>
+      <w:r>
+        <w:rPr>
+          <w:lang w:val="de-DE"/>
+        </w:rPr>
+        <w:t xml:space="preserve">Wenn du </w:t>
+      </w:r>
+      <w:r>
+        <w:rPr>
+          <w:lang w:val="de-DE"/>
+        </w:rPr>
+        <w:t>die</w:t>
+      </w:r>
+      <w:r>
+        <w:rPr>
+          <w:lang w:val="de-DE"/>
+        </w:rPr>
+        <w:t xml:space="preserve"> letzte </w:t>
+      </w:r>
+      <w:r>
+        <w:rPr>
+          <w:lang w:val="de-DE"/>
+        </w:rPr>
+        <w:t>moderate</w:t>
+      </w:r>
+      <w:r>
+        <w:rPr>
+          <w:lang w:val="de-DE"/>
+        </w:rPr>
+        <w:t xml:space="preserve"> Wunde</w:t>
+      </w:r>
+      <w:r>
+        <w:rPr>
+          <w:lang w:val="de-DE"/>
+        </w:rPr>
+        <w:t xml:space="preserve"> erleidest, die du erleiden kannst</w:t>
+      </w:r>
+      <w:r>
+        <w:rPr>
+          <w:lang w:val="de-DE"/>
+        </w:rPr>
+        <w:t xml:space="preserve">, werden alle deine Aktionen </w:t>
+      </w:r>
+      <w:r>
+        <w:rPr>
+          <w:lang w:val="de-DE"/>
+        </w:rPr>
+        <w:t>erschwert</w:t>
+      </w:r>
+      <w:r>
+        <w:rPr>
+          <w:lang w:val="de-DE"/>
+        </w:rPr>
+        <w:t xml:space="preserve"> und alle neuen moderaten Wunden, die du erleidest, werden zu schweren Wunden.</w:t>
+      </w:r>
+    </w:p>
+    <w:p>
+      <w:pPr>
+        <w:pStyle w:val="Textkrper"/>
+        <w:rPr>
+          <w:lang w:val="de-DE"/>
+        </w:rPr>
+      </w:pPr>
+      <w:r>
+        <w:rPr>
+          <w:b/>
+          <w:bCs/>
+          <w:lang w:val="de-DE"/>
+        </w:rPr>
+        <w:t>Schwere</w:t>
+      </w:r>
+      <w:r>
+        <w:rPr>
+          <w:b/>
+          <w:bCs/>
+          <w:lang w:val="de-DE"/>
+        </w:rPr>
+        <w:t xml:space="preserve"> Wunden:</w:t>
       </w:r>
       <w:r>
         <w:rPr>
@@ -355,7 +998,31 @@
         <w:rPr>
           <w:lang w:val="de-DE"/>
         </w:rPr>
-        <w:t>Jede schwere Wunde, die du erleidest, behindert all deine Handlungen.</w:t>
+        <w:t xml:space="preserve">Jede schwere Wunde, die du erleidest, </w:t>
+      </w:r>
+      <w:r>
+        <w:rPr>
+          <w:lang w:val="de-DE"/>
+        </w:rPr>
+        <w:t>erschwert</w:t>
+      </w:r>
+      <w:r>
+        <w:rPr>
+          <w:lang w:val="de-DE"/>
+        </w:rPr>
+        <w:t xml:space="preserve"> all</w:t>
+      </w:r>
+      <w:r>
+        <w:rPr>
+          <w:lang w:val="de-DE"/>
+        </w:rPr>
+        <w:t>e</w:t>
+      </w:r>
+      <w:r>
+        <w:rPr>
+          <w:lang w:val="de-DE"/>
+        </w:rPr>
+        <w:t xml:space="preserve"> deine Handlungen.</w:t>
       </w:r>
     </w:p>
     <w:p>
@@ -369,7 +1036,19 @@
         <w:rPr>
           <w:lang w:val="de-DE"/>
         </w:rPr>
-        <w:t>Wenn du deine letzte schwere Wunde erleidest, stirbst du.</w:t>
+        <w:t>Wenn du deine letzte</w:t>
+      </w:r>
+      <w:r>
+        <w:rPr>
+          <w:lang w:val="de-DE"/>
+        </w:rPr>
+        <w:t xml:space="preserve"> mögliche</w:t>
+      </w:r>
+      <w:r>
+        <w:rPr>
+          <w:lang w:val="de-DE"/>
+        </w:rPr>
+        <w:t xml:space="preserve"> schwere Wunde erleidest, stirbst du.</w:t>
       </w:r>
     </w:p>
     <w:p>
@@ -379,7 +1058,7 @@
       <w:bookmarkStart w:id="6" w:name="skills"/>
       <w:bookmarkEnd w:id="5"/>
       <w:r>
-        <w:t>Fähigkeiten</w:t>
+        <w:t>Fertigkeiten</w:t>
       </w:r>
     </w:p>
     <w:p>
@@ -393,7 +1072,79 @@
         <w:rPr>
           <w:lang w:val="de-DE"/>
         </w:rPr>
-        <w:t>Eine Fähigkeit ist jede Art von Wissen oder Fähigkeit, in der du durch Übung und Training besser werden kannst. Sport, Wahrnehmung, Computer und Geschichte sind Beispiele für Fähigkeiten. Eine Fähigkeit zu haben, macht Aufgaben, die mit dieser Fähigkeit zu tun haben, einfacher.</w:t>
+        <w:t xml:space="preserve">Eine </w:t>
+      </w:r>
+      <w:r>
+        <w:rPr>
+          <w:lang w:val="de-DE"/>
+        </w:rPr>
+        <w:t>Fertigkeit</w:t>
+      </w:r>
+      <w:r>
+        <w:rPr>
+          <w:lang w:val="de-DE"/>
+        </w:rPr>
+        <w:t xml:space="preserve"> ist jede Art von Wissen oder Fähigkeit, in der du durch Übung und Training besser werden kannst. </w:t>
+      </w:r>
+      <w:r>
+        <w:rPr>
+          <w:lang w:val="de-DE"/>
+        </w:rPr>
+        <w:t>Athletik</w:t>
+      </w:r>
+      <w:r>
+        <w:rPr>
+          <w:lang w:val="de-DE"/>
+        </w:rPr>
+        <w:t xml:space="preserve">, Wahrnehmung, Computer und Geschichte sind Beispiele für </w:t>
+      </w:r>
+      <w:r>
+        <w:rPr>
+          <w:lang w:val="de-DE"/>
+        </w:rPr>
+        <w:t>Fertigkeiten</w:t>
+      </w:r>
+      <w:r>
+        <w:rPr>
+          <w:lang w:val="de-DE"/>
+        </w:rPr>
+        <w:t xml:space="preserve">. Eine </w:t>
+      </w:r>
+      <w:r>
+        <w:rPr>
+          <w:lang w:val="de-DE"/>
+        </w:rPr>
+        <w:t>Fertigkeit</w:t>
+      </w:r>
+      <w:r>
+        <w:rPr>
+          <w:lang w:val="de-DE"/>
+        </w:rPr>
+        <w:t xml:space="preserve"> zu haben, macht Aufgaben</w:t>
+      </w:r>
+      <w:r>
+        <w:rPr>
+          <w:lang w:val="de-DE"/>
+        </w:rPr>
+        <w:t xml:space="preserve"> leichter</w:t>
+      </w:r>
+      <w:r>
+        <w:rPr>
+          <w:lang w:val="de-DE"/>
+        </w:rPr>
+        <w:t xml:space="preserve">, die mit dieser </w:t>
+      </w:r>
+      <w:r>
+        <w:rPr>
+          <w:lang w:val="de-DE"/>
+        </w:rPr>
+        <w:t>Fertigkeit</w:t>
+      </w:r>
+      <w:r>
+        <w:rPr>
+          <w:lang w:val="de-DE"/>
+        </w:rPr>
+        <w:t xml:space="preserve"> zu tun haben.</w:t>
       </w:r>
     </w:p>
     <w:p>
@@ -415,41 +1166,7 @@
           <w:bCs/>
           <w:lang w:val="de-DE"/>
         </w:rPr>
-        <w:t>zwei Fähigkeiten</w:t>
-      </w:r>
-      <w:r>
-        <w:rPr>
-          <w:lang w:val="de-DE"/>
-        </w:rPr>
-        <w:t xml:space="preserve">. Die Fähigkeiten, aus denen du wählen kannst, hängen vom Genre des Spiels ab, das der Spielleiter leitet (wie </w:t>
-      </w:r>
-      <w:proofErr w:type="spellStart"/>
-      <w:r>
-        <w:rPr>
-          <w:lang w:val="de-DE"/>
-        </w:rPr>
-        <w:t>Sci-Fi</w:t>
-      </w:r>
-      <w:proofErr w:type="spellEnd"/>
-      <w:r>
-        <w:rPr>
-          <w:lang w:val="de-DE"/>
-        </w:rPr>
-        <w:t>, Fantasy oder Postapokalypse).</w:t>
-      </w:r>
-    </w:p>
-    <w:p>
-      <w:pPr>
-        <w:pStyle w:val="Textkrper"/>
-        <w:rPr>
-          <w:lang w:val="de-DE"/>
-        </w:rPr>
-      </w:pPr>
-      <w:r>
-        <w:rPr>
-          <w:lang w:val="de-DE"/>
-        </w:rPr>
-        <w:t xml:space="preserve">Du hast die Möglichkeit, mit einer dritten Fähigkeit zu beginnen, aber im Gegenzug musst du eine sinnvolle Fähigkeit wählen, in der du schlecht bist (genannt </w:t>
+        <w:t xml:space="preserve">zwei </w:t>
       </w:r>
       <w:r>
         <w:rPr>
@@ -457,13 +1174,187 @@
           <w:bCs/>
           <w:lang w:val="de-DE"/>
         </w:rPr>
+        <w:t>Fertigkeiten</w:t>
+      </w:r>
+      <w:r>
+        <w:rPr>
+          <w:lang w:val="de-DE"/>
+        </w:rPr>
+        <w:t xml:space="preserve">. Die </w:t>
+      </w:r>
+      <w:r>
+        <w:rPr>
+          <w:lang w:val="de-DE"/>
+        </w:rPr>
+        <w:t>Fertigkeiten</w:t>
+      </w:r>
+      <w:r>
+        <w:rPr>
+          <w:lang w:val="de-DE"/>
+        </w:rPr>
+        <w:t xml:space="preserve">, aus denen du wählen kannst, hängen vom Genre des Spiels ab, das </w:t>
+      </w:r>
+      <w:r>
+        <w:rPr>
+          <w:lang w:val="de-DE"/>
+        </w:rPr>
+        <w:t>die</w:t>
+      </w:r>
+      <w:r>
+        <w:rPr>
+          <w:lang w:val="de-DE"/>
+        </w:rPr>
+        <w:t xml:space="preserve"> Spielleit</w:t>
+      </w:r>
+      <w:r>
+        <w:rPr>
+          <w:lang w:val="de-DE"/>
+        </w:rPr>
+        <w:t>ung</w:t>
+      </w:r>
+      <w:r>
+        <w:rPr>
+          <w:lang w:val="de-DE"/>
+        </w:rPr>
+        <w:t xml:space="preserve"> leitet (wie </w:t>
+      </w:r>
+      <w:proofErr w:type="spellStart"/>
+      <w:r>
+        <w:rPr>
+          <w:lang w:val="de-DE"/>
+        </w:rPr>
+        <w:t>Sci-Fi</w:t>
+      </w:r>
+      <w:proofErr w:type="spellEnd"/>
+      <w:r>
+        <w:rPr>
+          <w:lang w:val="de-DE"/>
+        </w:rPr>
+        <w:t>, Fantasy oder Postapokalypse).</w:t>
+      </w:r>
+    </w:p>
+    <w:p>
+      <w:pPr>
+        <w:pStyle w:val="Textkrper"/>
+        <w:rPr>
+          <w:lang w:val="de-DE"/>
+        </w:rPr>
+      </w:pPr>
+      <w:r>
+        <w:rPr>
+          <w:lang w:val="de-DE"/>
+        </w:rPr>
+        <w:t xml:space="preserve">Du hast die Möglichkeit, mit einer dritten </w:t>
+      </w:r>
+      <w:r>
+        <w:rPr>
+          <w:lang w:val="de-DE"/>
+        </w:rPr>
+        <w:t>Fertigkeit</w:t>
+      </w:r>
+      <w:r>
+        <w:rPr>
+          <w:lang w:val="de-DE"/>
+        </w:rPr>
+        <w:t xml:space="preserve"> zu beginnen, aber im Gegenzug musst du eine sinnvolle </w:t>
+      </w:r>
+      <w:r>
+        <w:rPr>
+          <w:lang w:val="de-DE"/>
+        </w:rPr>
+        <w:t>Fertigkeit</w:t>
+      </w:r>
+      <w:r>
+        <w:rPr>
+          <w:lang w:val="de-DE"/>
+        </w:rPr>
+        <w:t xml:space="preserve"> wählen, in der du schlecht bist (genannt </w:t>
+      </w:r>
+      <w:r>
+        <w:rPr>
+          <w:b/>
+          <w:bCs/>
+          <w:lang w:val="de-DE"/>
+        </w:rPr>
         <w:t>Unfähigkeit</w:t>
       </w:r>
       <w:r>
         <w:rPr>
           <w:lang w:val="de-DE"/>
         </w:rPr>
-        <w:t>). Eine Unfähigkeit in einer Fähigkeit zu haben, macht Aufgaben, die mit dieser Fähigkeit zu tun haben, schwieriger. Zum Beispiel könntest du Athletik als dritte Fähigkeit wählen, aber du müsstest eine andere Fähigkeit (wie Wahrnehmung oder Schleichen) wählen, um schlecht zu sein.</w:t>
+        <w:t xml:space="preserve">). Eine Unfähigkeit in einer </w:t>
+      </w:r>
+      <w:r>
+        <w:rPr>
+          <w:lang w:val="de-DE"/>
+        </w:rPr>
+        <w:t>Fertigkeit</w:t>
+      </w:r>
+      <w:r>
+        <w:rPr>
+          <w:lang w:val="de-DE"/>
+        </w:rPr>
+        <w:t xml:space="preserve"> zu haben, macht Aufgaben</w:t>
+      </w:r>
+      <w:r>
+        <w:rPr>
+          <w:lang w:val="de-DE"/>
+        </w:rPr>
+        <w:t xml:space="preserve"> schwieriger</w:t>
+      </w:r>
+      <w:r>
+        <w:rPr>
+          <w:lang w:val="de-DE"/>
+        </w:rPr>
+        <w:t xml:space="preserve">, die mit dieser </w:t>
+      </w:r>
+      <w:r>
+        <w:rPr>
+          <w:lang w:val="de-DE"/>
+        </w:rPr>
+        <w:t>Fertigkeit</w:t>
+      </w:r>
+      <w:r>
+        <w:rPr>
+          <w:lang w:val="de-DE"/>
+        </w:rPr>
+        <w:t xml:space="preserve"> zu tun haben. Zum Beispiel könntest du Athletik als dritte </w:t>
+      </w:r>
+      <w:r>
+        <w:rPr>
+          <w:lang w:val="de-DE"/>
+        </w:rPr>
+        <w:t>Fertigkeit</w:t>
+      </w:r>
+      <w:r>
+        <w:rPr>
+          <w:lang w:val="de-DE"/>
+        </w:rPr>
+        <w:t xml:space="preserve"> wählen, aber du müsstest eine andere </w:t>
+      </w:r>
+      <w:r>
+        <w:rPr>
+          <w:lang w:val="de-DE"/>
+        </w:rPr>
+        <w:t>Fertigkeit</w:t>
+      </w:r>
+      <w:r>
+        <w:rPr>
+          <w:lang w:val="de-DE"/>
+        </w:rPr>
+        <w:t xml:space="preserve"> (wie Wahrnehmung oder Schleichen) wählen, </w:t>
+      </w:r>
+      <w:r>
+        <w:rPr>
+          <w:lang w:val="de-DE"/>
+        </w:rPr>
+        <w:t>in der du unfähig bist</w:t>
+      </w:r>
+      <w:r>
+        <w:rPr>
+          <w:lang w:val="de-DE"/>
+        </w:rPr>
+        <w:t>.</w:t>
       </w:r>
     </w:p>
     <w:p>
@@ -477,7 +1368,31 @@
         <w:rPr>
           <w:lang w:val="de-DE"/>
         </w:rPr>
-        <w:t>Wenn du eine Fähigkeit wegen deiner Unfähigkeit wählst, muss es etwas Bedeutendes sein, das deinen Charakter von Zeit zu Zeit stark beeinflussen kann, wie Athletik, Wahrnehmung oder Charme, nicht eine Fähigkeit wie Landwirtschaft oder Philosophie.</w:t>
+        <w:t xml:space="preserve">Wenn du eine </w:t>
+      </w:r>
+      <w:r>
+        <w:rPr>
+          <w:lang w:val="de-DE"/>
+        </w:rPr>
+        <w:t>Fertigkeit</w:t>
+      </w:r>
+      <w:r>
+        <w:rPr>
+          <w:lang w:val="de-DE"/>
+        </w:rPr>
+        <w:t xml:space="preserve"> </w:t>
+      </w:r>
+      <w:r>
+        <w:rPr>
+          <w:lang w:val="de-DE"/>
+        </w:rPr>
+        <w:t>für deine</w:t>
+      </w:r>
+      <w:r>
+        <w:rPr>
+          <w:lang w:val="de-DE"/>
+        </w:rPr>
+        <w:t xml:space="preserve"> Unfähigkeit wählst, muss es etwas Bedeutendes sein, das deinen Charakter von Zeit zu Zeit stark beeinflussen kann, wie Athletik, Wahrnehmung oder Charme, nicht eine Fähigkeit wie Landwirtschaft oder Philosophie.</w:t>
       </w:r>
     </w:p>
     <w:p>
@@ -488,7 +1403,7 @@
       <w:bookmarkEnd w:id="6"/>
       <w:r>
         <w:lastRenderedPageBreak/>
-        <w:t>Einsatz</w:t>
+        <w:t>Anstrengung</w:t>
       </w:r>
     </w:p>
     <w:p>
@@ -502,21 +1417,35 @@
         <w:rPr>
           <w:lang w:val="de-DE"/>
         </w:rPr>
-        <w:t xml:space="preserve">Wenn du </w:t>
+        <w:t>Wenn du eine Aufgabe</w:t>
+      </w:r>
+      <w:r>
+        <w:rPr>
+          <w:lang w:val="de-DE"/>
+        </w:rPr>
+        <w:t xml:space="preserve"> </w:t>
       </w:r>
       <w:proofErr w:type="gramStart"/>
       <w:r>
         <w:rPr>
           <w:lang w:val="de-DE"/>
         </w:rPr>
-        <w:t>wirklich eine</w:t>
-      </w:r>
+        <w:t xml:space="preserve">wirklich </w:t>
+      </w:r>
+      <w:proofErr w:type="spellStart"/>
+      <w:r>
+        <w:rPr>
+          <w:lang w:val="de-DE"/>
+        </w:rPr>
+        <w:t>erfolgreid</w:t>
+      </w:r>
+      <w:proofErr w:type="spellEnd"/>
       <w:proofErr w:type="gramEnd"/>
       <w:r>
         <w:rPr>
           <w:lang w:val="de-DE"/>
         </w:rPr>
-        <w:t xml:space="preserve"> Aufgabe erledigen musst, kannst du dich mehr anstrengen. Im Spielbegriff nennt man das </w:t>
+        <w:t xml:space="preserve"> erledigen musst, kannst du dich mehr anstrengen. Im Spielbegriff nennt man das </w:t>
       </w:r>
       <w:r>
         <w:rPr>
@@ -530,7 +1459,31 @@
         <w:rPr>
           <w:lang w:val="de-DE"/>
         </w:rPr>
-        <w:t>. Das Anwenden von Anstrengung kostet 3 Punkte aus dem entsprechenden Status-Pool. Anstrengung macht eine Aufgabe leichter, genauso wie eine Fähigkeit.</w:t>
+        <w:t xml:space="preserve">. Das Anwenden von Anstrengung kostet 3 Punkte aus dem entsprechenden </w:t>
+      </w:r>
+      <w:r>
+        <w:rPr>
+          <w:lang w:val="de-DE"/>
+        </w:rPr>
+        <w:t>Werte</w:t>
+      </w:r>
+      <w:r>
+        <w:rPr>
+          <w:lang w:val="de-DE"/>
+        </w:rPr>
+        <w:t xml:space="preserve">-Pool. Anstrengung macht eine Aufgabe leichter, genauso wie eine </w:t>
+      </w:r>
+      <w:r>
+        <w:rPr>
+          <w:lang w:val="de-DE"/>
+        </w:rPr>
+        <w:t>Fertigkeit</w:t>
+      </w:r>
+      <w:r>
+        <w:rPr>
+          <w:lang w:val="de-DE"/>
+        </w:rPr>
+        <w:t>.</w:t>
       </w:r>
     </w:p>
     <w:p>
@@ -544,7 +1497,87 @@
         <w:rPr>
           <w:lang w:val="de-DE"/>
         </w:rPr>
-        <w:t>Ein Kerncharakter hat einen Einsatz von 1, das heißt, du kannst Anstrengung nur nutzen, um eine Aufgabe um einen Schritt zu erleichtern. Ein Charakter mit einem höheren Effort-Wert kann mehr Aufwand auf eine Aufgabe investieren und sie um zusätzliche Schritte erleichtern.</w:t>
+        <w:t xml:space="preserve">Ein Kerncharakter hat einen </w:t>
+      </w:r>
+      <w:r>
+        <w:rPr>
+          <w:lang w:val="de-DE"/>
+        </w:rPr>
+        <w:t>Anstrengungswert</w:t>
+      </w:r>
+      <w:r>
+        <w:rPr>
+          <w:lang w:val="de-DE"/>
+        </w:rPr>
+        <w:t xml:space="preserve"> von 1, das heißt, du kannst Anstrengung nur nutzen, um eine Aufgabe um einen Schritt zu erleichtern. Ein Charakter mit einem höheren </w:t>
+      </w:r>
+      <w:proofErr w:type="spellStart"/>
+      <w:r>
+        <w:rPr>
+          <w:lang w:val="de-DE"/>
+        </w:rPr>
+        <w:t>Anstrenguntsw</w:t>
+      </w:r>
+      <w:r>
+        <w:rPr>
+          <w:lang w:val="de-DE"/>
+        </w:rPr>
+        <w:t>ert</w:t>
+      </w:r>
+      <w:proofErr w:type="spellEnd"/>
+      <w:r>
+        <w:rPr>
+          <w:lang w:val="de-DE"/>
+        </w:rPr>
+        <w:t xml:space="preserve"> kann mehr </w:t>
+      </w:r>
+      <w:r>
+        <w:rPr>
+          <w:lang w:val="de-DE"/>
+        </w:rPr>
+        <w:t>Anstrengung</w:t>
+      </w:r>
+      <w:r>
+        <w:rPr>
+          <w:lang w:val="de-DE"/>
+        </w:rPr>
+        <w:t xml:space="preserve"> </w:t>
+      </w:r>
+      <w:r>
+        <w:rPr>
+          <w:lang w:val="de-DE"/>
+        </w:rPr>
+        <w:t>bei</w:t>
+      </w:r>
+      <w:r>
+        <w:rPr>
+          <w:lang w:val="de-DE"/>
+        </w:rPr>
+        <w:t xml:space="preserve"> eine</w:t>
+      </w:r>
+      <w:r>
+        <w:rPr>
+          <w:lang w:val="de-DE"/>
+        </w:rPr>
+        <w:t>r</w:t>
+      </w:r>
+      <w:r>
+        <w:rPr>
+          <w:lang w:val="de-DE"/>
+        </w:rPr>
+        <w:t xml:space="preserve"> Aufgabe </w:t>
+      </w:r>
+      <w:r>
+        <w:rPr>
+          <w:lang w:val="de-DE"/>
+        </w:rPr>
+        <w:t>anwenden</w:t>
+      </w:r>
+      <w:r>
+        <w:rPr>
+          <w:lang w:val="de-DE"/>
+        </w:rPr>
+        <w:t xml:space="preserve"> und sie um zusätzliche Schritte erleichtern.</w:t>
       </w:r>
     </w:p>
     <w:p>
@@ -554,7 +1587,7 @@
       <w:bookmarkStart w:id="8" w:name="asset"/>
       <w:bookmarkEnd w:id="7"/>
       <w:r>
-        <w:t>Vermögenswert</w:t>
+        <w:t>Vorteil</w:t>
       </w:r>
     </w:p>
     <w:p>
@@ -576,13 +1609,61 @@
           <w:bCs/>
           <w:lang w:val="de-DE"/>
         </w:rPr>
-        <w:t>Asset</w:t>
-      </w:r>
-      <w:r>
-        <w:rPr>
-          <w:lang w:val="de-DE"/>
-        </w:rPr>
-        <w:t xml:space="preserve"> ist jedes Objekt, jede Situation oder jede Unterstützung, die Ihnen bei einer Aufgabe hilft. Wenn du versuchst, eine Tür aufzubrechen, ist eine Brechstange ein Vorteil. Wenn du versuchst, ein Feuer zu löschen, ist ein Regensturm ein Vorteil. Wenn du versuchst, über einen Zaun zu klettern, ist es ein Vorteil, dass dein Freund dir einen Schub gibt (also hilft). Wenn du gegen ein Monster kämpfst, ist es ein Vorteil, dass das Monster durch starke Winde abgelenkt wird.</w:t>
+        <w:t>Vorteil</w:t>
+      </w:r>
+      <w:r>
+        <w:rPr>
+          <w:lang w:val="de-DE"/>
+        </w:rPr>
+        <w:t xml:space="preserve"> ist jede</w:t>
+      </w:r>
+      <w:r>
+        <w:rPr>
+          <w:lang w:val="de-DE"/>
+        </w:rPr>
+        <w:t>r</w:t>
+      </w:r>
+      <w:r>
+        <w:rPr>
+          <w:lang w:val="de-DE"/>
+        </w:rPr>
+        <w:t xml:space="preserve"> </w:t>
+      </w:r>
+      <w:r>
+        <w:rPr>
+          <w:lang w:val="de-DE"/>
+        </w:rPr>
+        <w:t>Gegenstand</w:t>
+      </w:r>
+      <w:r>
+        <w:rPr>
+          <w:lang w:val="de-DE"/>
+        </w:rPr>
+        <w:t xml:space="preserve">, jede Situation oder jede Unterstützung, die </w:t>
+      </w:r>
+      <w:r>
+        <w:rPr>
+          <w:lang w:val="de-DE"/>
+        </w:rPr>
+        <w:t>dir</w:t>
+      </w:r>
+      <w:r>
+        <w:rPr>
+          <w:lang w:val="de-DE"/>
+        </w:rPr>
+        <w:t xml:space="preserve"> bei einer Aufgabe hilft. Wenn du versuchst, eine Tür aufzubrechen, ist eine Brechstange ein Vorteil. Wenn du versuchst, ein Feuer zu löschen, ist ein Regensturm ein Vorteil. Wenn du versuchst, über einen Zaun zu klettern, ist es ein Vorteil, dass dein Freund dir einen Schub gibt (</w:t>
+      </w:r>
+      <w:r>
+        <w:rPr>
+          <w:lang w:val="de-DE"/>
+        </w:rPr>
+        <w:t>d.h. er dir</w:t>
+      </w:r>
+      <w:r>
+        <w:rPr>
+          <w:lang w:val="de-DE"/>
+        </w:rPr>
+        <w:t xml:space="preserve"> hilft). Wenn du gegen ein Monster kämpfst, ist es ein Vorteil, dass das Monster durch starke Winde abgelenkt wird.</w:t>
       </w:r>
     </w:p>
     <w:p>
@@ -596,21 +1677,75 @@
         <w:rPr>
           <w:lang w:val="de-DE"/>
         </w:rPr>
-        <w:t xml:space="preserve">Ein Asset erleichtert eine Aufgabe normalerweise um einen Schritt. Ein </w:t>
+        <w:t xml:space="preserve">Ein </w:t>
+      </w:r>
+      <w:r>
+        <w:rPr>
+          <w:lang w:val="de-DE"/>
+        </w:rPr>
+        <w:t>Vorteil</w:t>
+      </w:r>
+      <w:r>
+        <w:rPr>
+          <w:lang w:val="de-DE"/>
+        </w:rPr>
+        <w:t xml:space="preserve"> erleichtert eine Aufgabe normalerweise um einen Schritt. Ein </w:t>
       </w:r>
       <w:proofErr w:type="gramStart"/>
       <w:r>
         <w:rPr>
           <w:lang w:val="de-DE"/>
         </w:rPr>
-        <w:t>wirklich gutes</w:t>
+        <w:t xml:space="preserve">wirklich </w:t>
+      </w:r>
+      <w:r>
+        <w:rPr>
+          <w:lang w:val="de-DE"/>
+        </w:rPr>
+        <w:t>guter</w:t>
       </w:r>
       <w:proofErr w:type="gramEnd"/>
       <w:r>
         <w:rPr>
           <w:lang w:val="de-DE"/>
         </w:rPr>
-        <w:t xml:space="preserve"> Asset (oder zwei normale Assets) kann eine Aufgabe um zwei Schritte erleichtern. Vermögenswerte können eine Aufgabe nie um mehr als zwei Schritte erleichtern – mehr als zwei Schritte zählen nicht.</w:t>
+        <w:t xml:space="preserve"> </w:t>
+      </w:r>
+      <w:r>
+        <w:rPr>
+          <w:lang w:val="de-DE"/>
+        </w:rPr>
+        <w:t>Vorteil</w:t>
+      </w:r>
+      <w:r>
+        <w:rPr>
+          <w:lang w:val="de-DE"/>
+        </w:rPr>
+        <w:t xml:space="preserve"> (oder zwei normale </w:t>
+      </w:r>
+      <w:r>
+        <w:rPr>
+          <w:lang w:val="de-DE"/>
+        </w:rPr>
+        <w:t>Vorteile</w:t>
+      </w:r>
+      <w:r>
+        <w:rPr>
+          <w:lang w:val="de-DE"/>
+        </w:rPr>
+        <w:t xml:space="preserve">) kann eine Aufgabe um zwei Schritte erleichtern. </w:t>
+      </w:r>
+      <w:r>
+        <w:rPr>
+          <w:lang w:val="de-DE"/>
+        </w:rPr>
+        <w:t>Vorteile</w:t>
+      </w:r>
+      <w:r>
+        <w:rPr>
+          <w:lang w:val="de-DE"/>
+        </w:rPr>
+        <w:t xml:space="preserve"> können eine Aufgabe nie um mehr als zwei Schritte erleichtern – mehr als zwei Schritte zählen nicht.</w:t>
       </w:r>
     </w:p>
     <w:p>
@@ -620,7 +1755,7 @@
       <w:bookmarkStart w:id="9" w:name="cyphers"/>
       <w:bookmarkEnd w:id="8"/>
       <w:r>
-        <w:t>Cyphers</w:t>
+        <w:t>Cypher</w:t>
       </w:r>
     </w:p>
     <w:p>
@@ -634,21 +1769,103 @@
         <w:rPr>
           <w:lang w:val="de-DE"/>
         </w:rPr>
-        <w:t xml:space="preserve">Cyphers sind Einwegfähigkeiten, die dein Charakter hat. Sie ändern sich von Sitzung zu Sitzung, und du bekommst immer mehr davon, also nutze sie, wenn du sie brauchst (horte sie nicht). Ein Cypher kann ein bisschen Glück sein, der dir hilft, ein Moment der Inspiration für die Lösung eines Problems oder ein Adrenalinstoß, der dich über deine normalen Grenzen </w:t>
-      </w:r>
-      <w:proofErr w:type="gramStart"/>
-      <w:r>
-        <w:rPr>
-          <w:lang w:val="de-DE"/>
-        </w:rPr>
-        <w:t>hinaus treibt</w:t>
-      </w:r>
-      <w:proofErr w:type="gramEnd"/>
-      <w:r>
-        <w:rPr>
-          <w:lang w:val="de-DE"/>
-        </w:rPr>
-        <w:t>. Der Spielleiter sagt dir, welche Chiffren du hast, und entscheidet, wann du Ersatz für die benutzten bekommst.</w:t>
+        <w:t>Cypher sind Ein</w:t>
+      </w:r>
+      <w:r>
+        <w:rPr>
+          <w:lang w:val="de-DE"/>
+        </w:rPr>
+        <w:t>mal</w:t>
+      </w:r>
+      <w:r>
+        <w:rPr>
+          <w:lang w:val="de-DE"/>
+        </w:rPr>
+        <w:t>fähigkeiten, die dein Charakter hat. Sie ändern sich von Sitzung zu Sitzung</w:t>
+      </w:r>
+      <w:r>
+        <w:rPr>
+          <w:lang w:val="de-DE"/>
+        </w:rPr>
+        <w:t xml:space="preserve"> </w:t>
+      </w:r>
+      <w:r>
+        <w:rPr>
+          <w:lang w:val="de-DE"/>
+        </w:rPr>
+        <w:t xml:space="preserve">und du bekommst immer mehr davon, </w:t>
+      </w:r>
+      <w:r>
+        <w:rPr>
+          <w:lang w:val="de-DE"/>
+        </w:rPr>
+        <w:t>das bedeutet, du solltest sie</w:t>
+      </w:r>
+      <w:r>
+        <w:rPr>
+          <w:lang w:val="de-DE"/>
+        </w:rPr>
+        <w:t xml:space="preserve"> nutze</w:t>
+      </w:r>
+      <w:r>
+        <w:rPr>
+          <w:lang w:val="de-DE"/>
+        </w:rPr>
+        <w:t>n</w:t>
+      </w:r>
+      <w:r>
+        <w:rPr>
+          <w:lang w:val="de-DE"/>
+        </w:rPr>
+        <w:t xml:space="preserve">, wenn du sie brauchst (horte sie nicht). Ein Cypher kann ein bisschen Glück sein, der dir hilft, ein Moment der Inspiration für die Lösung eines Problems oder ein Adrenalinstoß, der dich über deine normalen Grenzen </w:t>
+      </w:r>
+      <w:r>
+        <w:rPr>
+          <w:lang w:val="de-DE"/>
+        </w:rPr>
+        <w:t>hinaustreibt</w:t>
+      </w:r>
+      <w:r>
+        <w:rPr>
+          <w:lang w:val="de-DE"/>
+        </w:rPr>
+        <w:t>. D</w:t>
+      </w:r>
+      <w:r>
+        <w:rPr>
+          <w:lang w:val="de-DE"/>
+        </w:rPr>
+        <w:t>ie</w:t>
+      </w:r>
+      <w:r>
+        <w:rPr>
+          <w:lang w:val="de-DE"/>
+        </w:rPr>
+        <w:t xml:space="preserve"> Spielleit</w:t>
+      </w:r>
+      <w:r>
+        <w:rPr>
+          <w:lang w:val="de-DE"/>
+        </w:rPr>
+        <w:t xml:space="preserve">ung </w:t>
+      </w:r>
+      <w:r>
+        <w:rPr>
+          <w:lang w:val="de-DE"/>
+        </w:rPr>
+        <w:t xml:space="preserve">sagt dir, welche </w:t>
+      </w:r>
+      <w:r>
+        <w:rPr>
+          <w:lang w:val="de-DE"/>
+        </w:rPr>
+        <w:t>Cypher</w:t>
+      </w:r>
+      <w:r>
+        <w:rPr>
+          <w:lang w:val="de-DE"/>
+        </w:rPr>
+        <w:t xml:space="preserve"> du hast, und entscheidet, wann du Ersatz für die benutzten bekommst.</w:t>
       </w:r>
     </w:p>
     <w:p>
@@ -662,7 +1879,19 @@
         <w:rPr>
           <w:lang w:val="de-DE"/>
         </w:rPr>
-        <w:t xml:space="preserve">Du kannst bis zu zwei Chiffren gleichzeitig haben; das ist dein </w:t>
+        <w:t xml:space="preserve">Du kannst bis zu zwei </w:t>
+      </w:r>
+      <w:r>
+        <w:rPr>
+          <w:lang w:val="de-DE"/>
+        </w:rPr>
+        <w:t>Cypher</w:t>
+      </w:r>
+      <w:r>
+        <w:rPr>
+          <w:lang w:val="de-DE"/>
+        </w:rPr>
+        <w:t xml:space="preserve"> gleichzeitig haben; das ist dein </w:t>
       </w:r>
       <w:r>
         <w:rPr>
@@ -670,7 +1899,15 @@
           <w:bCs/>
           <w:lang w:val="de-DE"/>
         </w:rPr>
-        <w:t>Chiffre-Limit.</w:t>
+        <w:t>Cypher</w:t>
+      </w:r>
+      <w:r>
+        <w:rPr>
+          <w:b/>
+          <w:bCs/>
+          <w:lang w:val="de-DE"/>
+        </w:rPr>
+        <w:t>-Limit.</w:t>
       </w:r>
     </w:p>
     <w:p>
@@ -680,7 +1917,7 @@
       <w:bookmarkStart w:id="10" w:name="recoveries"/>
       <w:bookmarkEnd w:id="9"/>
       <w:r>
-        <w:t>Bergungen</w:t>
+        <w:t>Erholungen</w:t>
       </w:r>
     </w:p>
     <w:p>
@@ -694,7 +1931,31 @@
         <w:rPr>
           <w:lang w:val="de-DE"/>
         </w:rPr>
-        <w:t xml:space="preserve">Um Punkte aus deinen Pools zurückzugewinnen, rastest du dich aus und machst eine </w:t>
+        <w:t xml:space="preserve">Um Punkte aus deinen Pools zurückzugewinnen, </w:t>
+      </w:r>
+      <w:r>
+        <w:rPr>
+          <w:lang w:val="de-DE"/>
+        </w:rPr>
+        <w:t>erholst</w:t>
+      </w:r>
+      <w:r>
+        <w:rPr>
+          <w:lang w:val="de-DE"/>
+        </w:rPr>
+        <w:t xml:space="preserve"> du dich und machst eine</w:t>
+      </w:r>
+      <w:r>
+        <w:rPr>
+          <w:lang w:val="de-DE"/>
+        </w:rPr>
+        <w:t>n</w:t>
+      </w:r>
+      <w:r>
+        <w:rPr>
+          <w:lang w:val="de-DE"/>
+        </w:rPr>
+        <w:t xml:space="preserve"> </w:t>
       </w:r>
       <w:r>
         <w:rPr>
@@ -706,9 +1967,49 @@
       </w:r>
       <w:r>
         <w:rPr>
-          <w:lang w:val="de-DE"/>
-        </w:rPr>
-        <w:t>. Die Erholung eines Kerncharakters entspricht einem 1W6-Wurf plus seiner Stufe, also 1W6 + 1. Das Ergebnis des Wurfs ist, wie viele Punkte du zurückbekommst; du kannst sie in deinen Pools in beliebiger Kombination hinzufügen, bis zu deinem normalen Maximum für jeden Pool.</w:t>
+          <w:b/>
+          <w:bCs/>
+          <w:lang w:val="de-DE"/>
+        </w:rPr>
+        <w:t>swurf</w:t>
+      </w:r>
+      <w:r>
+        <w:rPr>
+          <w:lang w:val="de-DE"/>
+        </w:rPr>
+        <w:t xml:space="preserve">. Die Erholung eines Kerncharakters entspricht einem 1W6-Wurf </w:t>
+      </w:r>
+      <w:proofErr w:type="gramStart"/>
+      <w:r>
+        <w:rPr>
+          <w:lang w:val="de-DE"/>
+        </w:rPr>
+        <w:t>plus seine</w:t>
+      </w:r>
+      <w:r>
+        <w:rPr>
+          <w:lang w:val="de-DE"/>
+        </w:rPr>
+        <w:t>m</w:t>
+      </w:r>
+      <w:r>
+        <w:rPr>
+          <w:lang w:val="de-DE"/>
+        </w:rPr>
+        <w:t xml:space="preserve"> </w:t>
+      </w:r>
+      <w:r>
+        <w:rPr>
+          <w:lang w:val="de-DE"/>
+        </w:rPr>
+        <w:t>Rang</w:t>
+      </w:r>
+      <w:proofErr w:type="gramEnd"/>
+      <w:r>
+        <w:rPr>
+          <w:lang w:val="de-DE"/>
+        </w:rPr>
+        <w:t>, also 1W6 + 1. Das Ergebnis des Wurfs ist, wie viele Punkte du zurückbekommst; du kannst sie in deinen Pools in beliebiger Kombination hinzufügen, bis zu deinem normalen Maximum für jeden Pool.</w:t>
       </w:r>
     </w:p>
     <w:p>
@@ -718,6 +2019,9 @@
       <w:bookmarkStart w:id="11" w:name="healing-wounds"/>
       <w:bookmarkEnd w:id="10"/>
       <w:r>
+        <w:rPr>
+          <w:highlight w:val="yellow"/>
+        </w:rPr>
         <w:t>Wunden heilen</w:t>
       </w:r>
     </w:p>
@@ -1750,7 +3054,6 @@
     <w:next w:val="Standard"/>
     <w:link w:val="berschrift2Zchn"/>
     <w:uiPriority w:val="9"/>
-    <w:semiHidden/>
     <w:unhideWhenUsed/>
     <w:qFormat/>
     <w:rsid w:val="00F366BF"/>
@@ -1966,7 +3269,6 @@
     <w:basedOn w:val="Absatz-Standardschriftart"/>
     <w:link w:val="berschrift2"/>
     <w:uiPriority w:val="9"/>
-    <w:semiHidden/>
     <w:rsid w:val="00F366BF"/>
     <w:rPr>
       <w:rFonts w:asciiTheme="majorHAnsi" w:eastAsiaTheme="majorEastAsia" w:hAnsiTheme="majorHAnsi" w:cstheme="majorBidi"/>

--- a/de/01_Der Kerncharakter.docx
+++ b/de/01_Der Kerncharakter.docx
@@ -101,7 +101,7 @@
           <w:iCs/>
           <w:lang w:val="de-DE"/>
         </w:rPr>
-        <w:t>Heimlichee</w:t>
+        <w:t>Heimliche</w:t>
       </w:r>
       <w:r>
         <w:rPr>
@@ -165,7 +165,19 @@
         <w:rPr>
           <w:lang w:val="de-DE"/>
         </w:rPr>
-        <w:t>z.B. </w:t>
+        <w:t>z.</w:t>
+      </w:r>
+      <w:r>
+        <w:rPr>
+          <w:lang w:val="de-DE"/>
+        </w:rPr>
+        <w:t> </w:t>
+      </w:r>
+      <w:r>
+        <w:rPr>
+          <w:lang w:val="de-DE"/>
+        </w:rPr>
+        <w:t>B. </w:t>
       </w:r>
       <w:r>
         <w:rPr>
@@ -2019,9 +2031,6 @@
       <w:bookmarkStart w:id="11" w:name="healing-wounds"/>
       <w:bookmarkEnd w:id="10"/>
       <w:r>
-        <w:rPr>
-          <w:highlight w:val="yellow"/>
-        </w:rPr>
         <w:t>Wunden heilen</w:t>
       </w:r>
     </w:p>
@@ -2064,7 +2073,19 @@
         <w:rPr>
           <w:lang w:val="de-DE"/>
         </w:rPr>
-        <w:t xml:space="preserve"> (etwas Zeit und einfache Erste Hilfe benötigt) oder </w:t>
+        <w:t xml:space="preserve"> (</w:t>
+      </w:r>
+      <w:r>
+        <w:rPr>
+          <w:lang w:val="de-DE"/>
+        </w:rPr>
+        <w:t xml:space="preserve">was </w:t>
+      </w:r>
+      <w:r>
+        <w:rPr>
+          <w:lang w:val="de-DE"/>
+        </w:rPr>
+        <w:t xml:space="preserve">etwas Zeit und einfache Erste Hilfe benötigt) oder </w:t>
       </w:r>
       <w:r>
         <w:rPr>
@@ -2111,13 +2132,69 @@
           <w:bCs/>
           <w:lang w:val="de-DE"/>
         </w:rPr>
-        <w:t>leichte Waffen frei benutzen</w:t>
-      </w:r>
-      <w:r>
-        <w:rPr>
-          <w:lang w:val="de-DE"/>
-        </w:rPr>
-        <w:t xml:space="preserve"> ("frei einsetzen" bedeutet, dass deine Angriffe mit leichten Waffen keine Strafe haben). Du kannst keine mittleren oder schweren Waffen frei benutzen, also wird dein Angriff behindert, wenn du mit einer angreifst.</w:t>
+        <w:t xml:space="preserve">leichte Waffen frei </w:t>
+      </w:r>
+      <w:r>
+        <w:rPr>
+          <w:b/>
+          <w:bCs/>
+          <w:lang w:val="de-DE"/>
+        </w:rPr>
+        <w:t>verwenden</w:t>
+      </w:r>
+      <w:r>
+        <w:rPr>
+          <w:lang w:val="de-DE"/>
+        </w:rPr>
+        <w:t xml:space="preserve"> (</w:t>
+      </w:r>
+      <w:r>
+        <w:rPr>
+          <w:lang w:val="de-DE"/>
+        </w:rPr>
+        <w:t>„</w:t>
+      </w:r>
+      <w:r>
+        <w:rPr>
+          <w:lang w:val="de-DE"/>
+        </w:rPr>
+        <w:t xml:space="preserve">frei </w:t>
+      </w:r>
+      <w:r>
+        <w:rPr>
+          <w:lang w:val="de-DE"/>
+        </w:rPr>
+        <w:t>verwenden“</w:t>
+      </w:r>
+      <w:r>
+        <w:rPr>
+          <w:lang w:val="de-DE"/>
+        </w:rPr>
+        <w:t xml:space="preserve"> bedeutet, dass deine Angriffe mit leichten Waffen keine </w:t>
+      </w:r>
+      <w:r>
+        <w:rPr>
+          <w:lang w:val="de-DE"/>
+        </w:rPr>
+        <w:t xml:space="preserve">Erschwernis </w:t>
+      </w:r>
+      <w:r>
+        <w:rPr>
+          <w:lang w:val="de-DE"/>
+        </w:rPr>
+        <w:t xml:space="preserve">haben). Du kannst keine mittleren oder schweren Waffen frei benutzen, also wird dein Angriff </w:t>
+      </w:r>
+      <w:r>
+        <w:rPr>
+          <w:lang w:val="de-DE"/>
+        </w:rPr>
+        <w:t>erschwert</w:t>
+      </w:r>
+      <w:r>
+        <w:rPr>
+          <w:lang w:val="de-DE"/>
+        </w:rPr>
+        <w:t>, wenn du mit einer angreifst.</w:t>
       </w:r>
     </w:p>
     <w:p>
@@ -2131,7 +2208,43 @@
         <w:rPr>
           <w:lang w:val="de-DE"/>
         </w:rPr>
-        <w:t>Rüstungen werden in Kategorien leicht, mittel und schwer unterteilt (leichte Rüstung ist zum Beispiel dickes Leder, mittel ist Kettenhemd und schwer ist Plattenhemd). Ein Kerncharakter kann keine Art von Rüstung frei benutzen, daher behindert das Tragen von Rüstung einige körperliche Aufgaben. Jeder Charakter kann einen Schild benutzen.</w:t>
+        <w:t>Rüstungen werden in Kategorien leicht, mittel und schwer unterteilt (leichte Rüstung ist zum Beispiel dickes Leder, mitt</w:t>
+      </w:r>
+      <w:r>
+        <w:rPr>
+          <w:lang w:val="de-DE"/>
+        </w:rPr>
+        <w:t>lere Rüstung</w:t>
+      </w:r>
+      <w:r>
+        <w:rPr>
+          <w:lang w:val="de-DE"/>
+        </w:rPr>
+        <w:t xml:space="preserve"> ist Kettenhemd und schwer ist Plattenhemd). Ein Kerncharakter kann keine Art von Rüstung frei </w:t>
+      </w:r>
+      <w:r>
+        <w:rPr>
+          <w:lang w:val="de-DE"/>
+        </w:rPr>
+        <w:t>verwenden</w:t>
+      </w:r>
+      <w:r>
+        <w:rPr>
+          <w:lang w:val="de-DE"/>
+        </w:rPr>
+        <w:t xml:space="preserve">, daher </w:t>
+      </w:r>
+      <w:r>
+        <w:rPr>
+          <w:lang w:val="de-DE"/>
+        </w:rPr>
+        <w:t>erschwert</w:t>
+      </w:r>
+      <w:r>
+        <w:rPr>
+          <w:lang w:val="de-DE"/>
+        </w:rPr>
+        <w:t xml:space="preserve"> das Tragen von Rüstung einige körperliche Aufgaben. Jeder Charakter kann einen Schild benutzen.</w:t>
       </w:r>
     </w:p>
     <w:p>
@@ -2155,7 +2268,43 @@
         <w:rPr>
           <w:lang w:val="de-DE"/>
         </w:rPr>
-        <w:t>Dein Hauptcharakter beginnt mit einem passenden Kleidungsstück und genug zusätzlichem Geld, um etwas zu bezahlen, das moderat teuer ist, wie einen schönen Rucksack oder ein Jagdmesser. (Cypher verwendet abstrakte Preiskategorien anstelle bestimmter Dollarbeträge, Goldstücke usw.) Die meisten Charaktere haben bessere Ausrüstungsoptionen, je nachdem, welches Genre der Spielleiter spielt.</w:t>
+        <w:t xml:space="preserve">Dein Hauptcharakter beginnt mit einem passenden Kleidungsstück und genug zusätzlichem Geld, um etwas zu bezahlen, das moderat teuer ist, wie einen schönen Rucksack oder ein Jagdmesser. (Cypher verwendet abstrakte Preiskategorien anstelle bestimmter Dollarbeträge, Goldstücke usw.) Die meisten Charaktere haben bessere Ausrüstungsoptionen, je nachdem, welches Genre </w:t>
+      </w:r>
+      <w:r>
+        <w:rPr>
+          <w:lang w:val="de-DE"/>
+        </w:rPr>
+        <w:t>die</w:t>
+      </w:r>
+      <w:r>
+        <w:rPr>
+          <w:lang w:val="de-DE"/>
+        </w:rPr>
+        <w:t xml:space="preserve"> Spielleit</w:t>
+      </w:r>
+      <w:r>
+        <w:rPr>
+          <w:lang w:val="de-DE"/>
+        </w:rPr>
+        <w:t>ung</w:t>
+      </w:r>
+      <w:r>
+        <w:rPr>
+          <w:lang w:val="de-DE"/>
+        </w:rPr>
+        <w:t xml:space="preserve"> </w:t>
+      </w:r>
+      <w:r>
+        <w:rPr>
+          <w:lang w:val="de-DE"/>
+        </w:rPr>
+        <w:t>leitet</w:t>
+      </w:r>
+      <w:r>
+        <w:rPr>
+          <w:lang w:val="de-DE"/>
+        </w:rPr>
+        <w:t>.</w:t>
       </w:r>
     </w:p>
     <w:p>
@@ -2179,21 +2328,111 @@
         <w:rPr>
           <w:lang w:val="de-DE"/>
         </w:rPr>
-        <w:t>Ein Kerncharakter ist nur das Skelett eines Charakters; Du kannst noch mehr tun, um deinen Charakter spaßig und interessant zu machen. Du hast zwei Möglichkeiten: eine reale Figur erschaffen oder eine Figur für ein bestimmtes Genre wie Fantasy oder Science-Fiction (Science-</w:t>
+        <w:t xml:space="preserve">Ein Kerncharakter ist nur das Skelett eines Charakters; </w:t>
+      </w:r>
+      <w:r>
+        <w:rPr>
+          <w:lang w:val="de-DE"/>
+        </w:rPr>
+        <w:t>d</w:t>
+      </w:r>
+      <w:r>
+        <w:rPr>
+          <w:lang w:val="de-DE"/>
+        </w:rPr>
+        <w:t>u kannst noch mehr tun, um deinen Charakter spaßig und interessant zu machen. Du hast zwei Möglichkeiten: eine</w:t>
+      </w:r>
+      <w:r>
+        <w:rPr>
+          <w:lang w:val="de-DE"/>
+        </w:rPr>
+        <w:t>n</w:t>
+      </w:r>
+      <w:r>
+        <w:rPr>
+          <w:lang w:val="de-DE"/>
+        </w:rPr>
+        <w:t xml:space="preserve"> </w:t>
+      </w:r>
+      <w:r>
+        <w:rPr>
+          <w:lang w:val="de-DE"/>
+        </w:rPr>
+        <w:t>Echte-Welt-Charakter</w:t>
+      </w:r>
+      <w:r>
+        <w:rPr>
+          <w:lang w:val="de-DE"/>
+        </w:rPr>
+        <w:t xml:space="preserve"> erschaffen oder ein</w:t>
+      </w:r>
+      <w:r>
+        <w:rPr>
+          <w:lang w:val="de-DE"/>
+        </w:rPr>
+        <w:t xml:space="preserve">en Charakter </w:t>
+      </w:r>
+      <w:r>
+        <w:rPr>
+          <w:lang w:val="de-DE"/>
+        </w:rPr>
+        <w:t>für ein bestimmtes Genre wie Fantasy oder Science-Fiction (</w:t>
       </w:r>
       <w:proofErr w:type="spellStart"/>
       <w:r>
         <w:rPr>
           <w:lang w:val="de-DE"/>
         </w:rPr>
-        <w:t>Fi</w:t>
+        <w:t>S</w:t>
+      </w:r>
+      <w:r>
+        <w:rPr>
+          <w:lang w:val="de-DE"/>
+        </w:rPr>
+        <w:t>ci-</w:t>
+      </w:r>
+      <w:r>
+        <w:rPr>
+          <w:lang w:val="de-DE"/>
+        </w:rPr>
+        <w:t>f</w:t>
+      </w:r>
+      <w:r>
+        <w:rPr>
+          <w:lang w:val="de-DE"/>
+        </w:rPr>
+        <w:t>i</w:t>
       </w:r>
       <w:proofErr w:type="spellEnd"/>
       <w:r>
         <w:rPr>
           <w:lang w:val="de-DE"/>
         </w:rPr>
-        <w:t>). Frag deinen Spielleiter, was für ein Spiel er spielt und welche Art von Charakter du erstellen musst.</w:t>
+        <w:t>). Frag deine Spielleit</w:t>
+      </w:r>
+      <w:r>
+        <w:rPr>
+          <w:lang w:val="de-DE"/>
+        </w:rPr>
+        <w:t>un</w:t>
+      </w:r>
+      <w:r>
+        <w:rPr>
+          <w:lang w:val="de-DE"/>
+        </w:rPr>
+        <w:t xml:space="preserve">, was für ein Spiel </w:t>
+      </w:r>
+      <w:r>
+        <w:rPr>
+          <w:lang w:val="de-DE"/>
+        </w:rPr>
+        <w:t xml:space="preserve">sie leitet </w:t>
+      </w:r>
+      <w:r>
+        <w:rPr>
+          <w:lang w:val="de-DE"/>
+        </w:rPr>
+        <w:t>und welche Art von Charakter du erstellen musst.</w:t>
       </w:r>
     </w:p>
     <w:p>
@@ -2209,43 +2448,302 @@
           <w:bCs/>
           <w:lang w:val="de-DE"/>
         </w:rPr>
-        <w:t>Realer Charakter:</w:t>
-      </w:r>
-      <w:r>
-        <w:rPr>
-          <w:lang w:val="de-DE"/>
-        </w:rPr>
-        <w:t xml:space="preserve"> Wenn du in einer Kampagne spielst, die in der "realen Welt" spielt, und eine normale Person spielst, bekommst du außerdem eine Beschreibung (die dir eine weitere Fähigkeit und mehr Punkte für deine Pools gibt) und kannst eine weitere Fähigkeit basierend auf deinem Beruf auswählen. Mehr Informationen darüber, wie man seinen Kerncharakter in einen echten Charakter verwandelt, wird später </w:t>
-      </w:r>
-      <w:proofErr w:type="gramStart"/>
-      <w:r>
-        <w:rPr>
-          <w:lang w:val="de-DE"/>
-        </w:rPr>
-        <w:t>erklärt..</w:t>
-      </w:r>
-      <w:proofErr w:type="gramEnd"/>
-    </w:p>
-    <w:p>
-      <w:pPr>
-        <w:pStyle w:val="Textkrper"/>
-        <w:rPr>
-          <w:lang w:val="de-DE"/>
-        </w:rPr>
-      </w:pPr>
+        <w:t>Echter-Welt-</w:t>
+      </w:r>
       <w:r>
         <w:rPr>
           <w:b/>
           <w:bCs/>
           <w:lang w:val="de-DE"/>
         </w:rPr>
+        <w:t>Charakter:</w:t>
+      </w:r>
+      <w:r>
+        <w:rPr>
+          <w:lang w:val="de-DE"/>
+        </w:rPr>
+        <w:t xml:space="preserve"> Wenn du in einer Kampagne spielst, die in der </w:t>
+      </w:r>
+      <w:r>
+        <w:rPr>
+          <w:lang w:val="de-DE"/>
+        </w:rPr>
+        <w:t>„echten</w:t>
+      </w:r>
+      <w:r>
+        <w:rPr>
+          <w:lang w:val="de-DE"/>
+        </w:rPr>
+        <w:t xml:space="preserve"> Welt</w:t>
+      </w:r>
+      <w:r>
+        <w:rPr>
+          <w:lang w:val="de-DE"/>
+        </w:rPr>
+        <w:t>“</w:t>
+      </w:r>
+      <w:r>
+        <w:rPr>
+          <w:lang w:val="de-DE"/>
+        </w:rPr>
+        <w:t xml:space="preserve"> spielt, und eine normale Person spielst, bekommst du außerdem eine</w:t>
+      </w:r>
+      <w:r>
+        <w:rPr>
+          <w:lang w:val="de-DE"/>
+        </w:rPr>
+        <w:t>n</w:t>
+      </w:r>
+      <w:r>
+        <w:rPr>
+          <w:lang w:val="de-DE"/>
+        </w:rPr>
+        <w:t xml:space="preserve"> </w:t>
+      </w:r>
+      <w:r>
+        <w:rPr>
+          <w:lang w:val="de-DE"/>
+        </w:rPr>
+        <w:t>Deskriptor</w:t>
+      </w:r>
+      <w:r>
+        <w:rPr>
+          <w:lang w:val="de-DE"/>
+        </w:rPr>
+        <w:t xml:space="preserve"> (</w:t>
+      </w:r>
+      <w:r>
+        <w:rPr>
+          <w:lang w:val="de-DE"/>
+        </w:rPr>
+        <w:t>der</w:t>
+      </w:r>
+      <w:r>
+        <w:rPr>
+          <w:lang w:val="de-DE"/>
+        </w:rPr>
+        <w:t xml:space="preserve"> dir eine weitere </w:t>
+      </w:r>
+      <w:r>
+        <w:rPr>
+          <w:lang w:val="de-DE"/>
+        </w:rPr>
+        <w:t>Fertigkeit</w:t>
+      </w:r>
+      <w:r>
+        <w:rPr>
+          <w:lang w:val="de-DE"/>
+        </w:rPr>
+        <w:t xml:space="preserve"> und mehr Punkte für deine Pools gibt) und kannst eine weitere </w:t>
+      </w:r>
+      <w:r>
+        <w:rPr>
+          <w:lang w:val="de-DE"/>
+        </w:rPr>
+        <w:t>Fertigkeit</w:t>
+      </w:r>
+      <w:r>
+        <w:rPr>
+          <w:lang w:val="de-DE"/>
+        </w:rPr>
+        <w:t xml:space="preserve"> basierend auf deinem Beruf auswählen. Mehr Informationen darüber, wie man seinen Kerncharakter </w:t>
+      </w:r>
+      <w:r>
+        <w:rPr>
+          <w:lang w:val="de-DE"/>
+        </w:rPr>
+        <w:t>als</w:t>
+      </w:r>
+      <w:r>
+        <w:rPr>
+          <w:lang w:val="de-DE"/>
+        </w:rPr>
+        <w:t xml:space="preserve"> einen </w:t>
+      </w:r>
+      <w:r>
+        <w:rPr>
+          <w:lang w:val="de-DE"/>
+        </w:rPr>
+        <w:t>Echte-Welt-</w:t>
+      </w:r>
+      <w:r>
+        <w:rPr>
+          <w:lang w:val="de-DE"/>
+        </w:rPr>
+        <w:t xml:space="preserve">Charakter </w:t>
+      </w:r>
+      <w:r>
+        <w:rPr>
+          <w:lang w:val="de-DE"/>
+        </w:rPr>
+        <w:t>erstellt</w:t>
+      </w:r>
+      <w:r>
+        <w:rPr>
+          <w:lang w:val="de-DE"/>
+        </w:rPr>
+        <w:t>, wird später erklärt.</w:t>
+      </w:r>
+    </w:p>
+    <w:p>
+      <w:pPr>
+        <w:pStyle w:val="Textkrper"/>
+        <w:rPr>
+          <w:lang w:val="de-DE"/>
+        </w:rPr>
+      </w:pPr>
+      <w:r>
+        <w:rPr>
+          <w:b/>
+          <w:bCs/>
+          <w:lang w:val="de-DE"/>
+        </w:rPr>
         <w:t>Genre-Charakter:</w:t>
       </w:r>
       <w:r>
         <w:rPr>
           <w:lang w:val="de-DE"/>
         </w:rPr>
-        <w:t xml:space="preserve"> Bei den meisten anderen Spielen (wie Fantasy oder Science-Fiction) musst du einen Typ, einen Fokus und eine Beschreibung wählen; zusammen mit dem, was du als Kerncharakter gewählt hast, bedeutet das, dass du eine außergewöhnliche Person bist (und wahrscheinlich in einem außergewöhnlichen Umfeld lebst). Man kann Typ, Fokus und Beschreibung in beliebiger Reihenfolge wählen, aber viele Leute beginnen gerne mit einem Typ, weil er viele wichtige Dinge zum Spielgenre enthält. Die Typen, aus denen du wählen kannst, hängen davon ab, welches Genre der Spielleiter betreibt – Fantasy, Science-Fiction, Superheld und so weiter. Während du deinen Charakter weiter aufbaust, ist es in Ordnung, zurückzugehen und Änderungen an Dingen vorzunehmen, die du zuvor entschieden hast. Wenn du zum Beispiel die meisten Pool-Punkte deines Kerncharakters in Macht steckst, aber die Fähigkeiten deines Typs oder Fokus hauptsächlich Intellekt verwenden, ist es okay, einige Punkte so zu verschieben, dass der Intelligenz-Pool deines finalen Charakters größer ist als die Einrichtung deines Kerncharakters.</w:t>
+        <w:t xml:space="preserve"> Bei den meisten anderen Spielen (wie Fantasy oder Science-Fiction) musst du einen Typ, einen Fokus und eine</w:t>
+      </w:r>
+      <w:r>
+        <w:rPr>
+          <w:lang w:val="de-DE"/>
+        </w:rPr>
+        <w:t>n</w:t>
+      </w:r>
+      <w:r>
+        <w:rPr>
+          <w:lang w:val="de-DE"/>
+        </w:rPr>
+        <w:t xml:space="preserve"> </w:t>
+      </w:r>
+      <w:r>
+        <w:rPr>
+          <w:lang w:val="de-DE"/>
+        </w:rPr>
+        <w:t>Deskriptor</w:t>
+      </w:r>
+      <w:r>
+        <w:rPr>
+          <w:lang w:val="de-DE"/>
+        </w:rPr>
+        <w:t xml:space="preserve"> wählen; zusammen mit dem, was du als Kerncharakter gewählt hast, bedeutet das, dass du eine außergewöhnliche Person bist (und wahrscheinlich in einem außergewöhnlichen Umfeld lebst). Man kann Typ, Fokus und </w:t>
+      </w:r>
+      <w:r>
+        <w:rPr>
+          <w:lang w:val="de-DE"/>
+        </w:rPr>
+        <w:t>Deskriptor</w:t>
+      </w:r>
+      <w:r>
+        <w:rPr>
+          <w:lang w:val="de-DE"/>
+        </w:rPr>
+        <w:t xml:space="preserve"> in beliebiger Reihenfolge wählen, aber viele Leute beginnen gerne mit einem Typ, weil er viele wichtige Dinge zum Spielgenre enthält. Die Typen, aus denen du wählen kannst, hängen davon ab, welches Genre </w:t>
+      </w:r>
+      <w:r>
+        <w:rPr>
+          <w:lang w:val="de-DE"/>
+        </w:rPr>
+        <w:t>die</w:t>
+      </w:r>
+      <w:r>
+        <w:rPr>
+          <w:lang w:val="de-DE"/>
+        </w:rPr>
+        <w:t xml:space="preserve"> Spielleit</w:t>
+      </w:r>
+      <w:r>
+        <w:rPr>
+          <w:lang w:val="de-DE"/>
+        </w:rPr>
+        <w:t>ung</w:t>
+      </w:r>
+      <w:r>
+        <w:rPr>
+          <w:lang w:val="de-DE"/>
+        </w:rPr>
+        <w:t xml:space="preserve"> </w:t>
+      </w:r>
+      <w:r>
+        <w:rPr>
+          <w:lang w:val="de-DE"/>
+        </w:rPr>
+        <w:t>leitet</w:t>
+      </w:r>
+      <w:r>
+        <w:rPr>
+          <w:lang w:val="de-DE"/>
+        </w:rPr>
+        <w:t xml:space="preserve"> – Fantasy, Science-Fiction, Superheld</w:t>
+      </w:r>
+      <w:r>
+        <w:rPr>
+          <w:lang w:val="de-DE"/>
+        </w:rPr>
+        <w:t>en</w:t>
+      </w:r>
+      <w:r>
+        <w:rPr>
+          <w:lang w:val="de-DE"/>
+        </w:rPr>
+        <w:t xml:space="preserve"> und so weiter. Während du deinen Charakter weiter aufbaust, ist es in Ordnung, zurückzugehen und Änderungen an Dingen vorzunehmen, die du zuvor entschieden hast. Wenn du zum Beispiel die meisten Pool-Punkte deines Kerncharakters in </w:t>
+      </w:r>
+      <w:r>
+        <w:rPr>
+          <w:lang w:val="de-DE"/>
+        </w:rPr>
+        <w:t>Kraft</w:t>
+      </w:r>
+      <w:r>
+        <w:rPr>
+          <w:lang w:val="de-DE"/>
+        </w:rPr>
+        <w:t xml:space="preserve"> steckst, aber die Fähigkeiten deines Typs oder </w:t>
+      </w:r>
+      <w:r>
+        <w:rPr>
+          <w:lang w:val="de-DE"/>
+        </w:rPr>
+        <w:lastRenderedPageBreak/>
+        <w:t>Fokus hauptsächlich Intellekt verwenden, ist es okay, einige Punkte so zu verschieben, dass der I</w:t>
+      </w:r>
+      <w:r>
+        <w:rPr>
+          <w:lang w:val="de-DE"/>
+        </w:rPr>
+        <w:t>ntellekt</w:t>
+      </w:r>
+      <w:r>
+        <w:rPr>
+          <w:lang w:val="de-DE"/>
+        </w:rPr>
+        <w:t xml:space="preserve">-Pool deines finalen Charakters größer ist als </w:t>
+      </w:r>
+      <w:r>
+        <w:rPr>
+          <w:lang w:val="de-DE"/>
+        </w:rPr>
+        <w:t>es bei der Erstellung des</w:t>
+      </w:r>
+      <w:r>
+        <w:rPr>
+          <w:lang w:val="de-DE"/>
+        </w:rPr>
+        <w:t xml:space="preserve"> Kerncharakters</w:t>
+      </w:r>
+      <w:r>
+        <w:rPr>
+          <w:lang w:val="de-DE"/>
+        </w:rPr>
+        <w:t xml:space="preserve"> der Fall war</w:t>
+      </w:r>
+      <w:r>
+        <w:rPr>
+          <w:lang w:val="de-DE"/>
+        </w:rPr>
+        <w:t>.</w:t>
       </w:r>
     </w:p>
     <w:p>
@@ -2259,8 +2757,31 @@
         <w:rPr>
           <w:lang w:val="de-DE"/>
         </w:rPr>
-        <w:lastRenderedPageBreak/>
-        <w:t>Egal, ob du eine reale Figur oder eine Genrefigur erstellst, die Informationen in den anderen Abschnitten erinnern dich daran, was ein Kerncharakter bekommt und wie die neuen Teile deines Charakters dazu beitragen.</w:t>
+        <w:t>Egal, ob du eine</w:t>
+      </w:r>
+      <w:r>
+        <w:rPr>
+          <w:lang w:val="de-DE"/>
+        </w:rPr>
+        <w:t xml:space="preserve">n Echte-Welt-Charakter </w:t>
+      </w:r>
+      <w:r>
+        <w:rPr>
+          <w:lang w:val="de-DE"/>
+        </w:rPr>
+        <w:t>oder eine</w:t>
+      </w:r>
+      <w:r>
+        <w:rPr>
+          <w:lang w:val="de-DE"/>
+        </w:rPr>
+        <w:t xml:space="preserve">n Genre-Charakter </w:t>
+      </w:r>
+      <w:r>
+        <w:rPr>
+          <w:lang w:val="de-DE"/>
+        </w:rPr>
+        <w:t>erstellst, die Informationen in den anderen Abschnitten erinnern dich daran, was ein Kerncharakter bekommt und wie die neuen Teile deines Charakters dazu beitragen.</w:t>
       </w:r>
     </w:p>
     <w:bookmarkEnd w:id="14"/>
@@ -2303,11 +2824,9 @@
       <w:r>
         <w:t xml:space="preserve">8 Kraft / 8 </w:t>
       </w:r>
-      <w:proofErr w:type="spellStart"/>
-      <w:r>
-        <w:t>Geschwindigkeit</w:t>
-      </w:r>
-      <w:proofErr w:type="spellEnd"/>
+      <w:r>
+        <w:t>Reflex</w:t>
+      </w:r>
       <w:r>
         <w:t xml:space="preserve"> / 8 </w:t>
       </w:r>
@@ -2332,7 +2851,49 @@
         <w:rPr>
           <w:lang w:val="de-DE"/>
         </w:rPr>
-        <w:t>6 zusätzliche Punkte zu verteilen in Kraft, Geschwindigkeit und/oder Intellekt</w:t>
+        <w:t>6 zusätzliche Punkte</w:t>
+      </w:r>
+      <w:r>
+        <w:rPr>
+          <w:lang w:val="de-DE"/>
+        </w:rPr>
+        <w:t>, um sie</w:t>
+      </w:r>
+      <w:r>
+        <w:rPr>
+          <w:lang w:val="de-DE"/>
+        </w:rPr>
+        <w:t xml:space="preserve"> </w:t>
+      </w:r>
+      <w:r>
+        <w:rPr>
+          <w:lang w:val="de-DE"/>
+        </w:rPr>
+        <w:t>auf</w:t>
+      </w:r>
+      <w:r>
+        <w:rPr>
+          <w:lang w:val="de-DE"/>
+        </w:rPr>
+        <w:t xml:space="preserve"> Kraft, </w:t>
+      </w:r>
+      <w:r>
+        <w:rPr>
+          <w:lang w:val="de-DE"/>
+        </w:rPr>
+        <w:t>Reflex</w:t>
+      </w:r>
+      <w:r>
+        <w:rPr>
+          <w:lang w:val="de-DE"/>
+        </w:rPr>
+        <w:t xml:space="preserve"> und/oder Intellekt</w:t>
+      </w:r>
+      <w:r>
+        <w:rPr>
+          <w:lang w:val="de-DE"/>
+        </w:rPr>
+        <w:t xml:space="preserve"> zu verteilen</w:t>
       </w:r>
     </w:p>
     <w:p>
@@ -2350,7 +2911,37 @@
         <w:rPr>
           <w:lang w:val="de-DE"/>
         </w:rPr>
-        <w:t>Fähigkeit, drei kleinere / drei mittelschwere / drei schwere Wunden zu ertragen</w:t>
+        <w:t xml:space="preserve">Fähigkeit, drei </w:t>
+      </w:r>
+      <w:r>
+        <w:rPr>
+          <w:lang w:val="de-DE"/>
+        </w:rPr>
+        <w:t>leichte</w:t>
+      </w:r>
+      <w:r>
+        <w:rPr>
+          <w:lang w:val="de-DE"/>
+        </w:rPr>
+        <w:t xml:space="preserve"> / drei </w:t>
+      </w:r>
+      <w:r>
+        <w:rPr>
+          <w:lang w:val="de-DE"/>
+        </w:rPr>
+        <w:t>moderate</w:t>
+      </w:r>
+      <w:r>
+        <w:rPr>
+          <w:lang w:val="de-DE"/>
+        </w:rPr>
+        <w:t xml:space="preserve"> / drei schwere Wunden zu </w:t>
+      </w:r>
+      <w:r>
+        <w:rPr>
+          <w:lang w:val="de-DE"/>
+        </w:rPr>
+        <w:t>erleiden</w:t>
       </w:r>
     </w:p>
     <w:p>
@@ -2365,6 +2956,9 @@
       <w:r>
         <w:t>Anstrengung</w:t>
       </w:r>
+      <w:r>
+        <w:t>swert</w:t>
+      </w:r>
       <w:proofErr w:type="spellEnd"/>
       <w:r>
         <w:t>: 1</w:t>
@@ -2378,11 +2972,9 @@
           <w:numId w:val="1"/>
         </w:numPr>
       </w:pPr>
-      <w:proofErr w:type="spellStart"/>
-      <w:r>
-        <w:t>Chimpher-Grenze</w:t>
-      </w:r>
-      <w:proofErr w:type="spellEnd"/>
+      <w:r>
+        <w:t>Cypher-Limit</w:t>
+      </w:r>
       <w:r>
         <w:t>: 2</w:t>
       </w:r>
@@ -2394,28 +2986,16 @@
           <w:ilvl w:val="0"/>
           <w:numId w:val="1"/>
         </w:numPr>
-      </w:pPr>
-      <w:proofErr w:type="spellStart"/>
-      <w:r>
-        <w:t>Benutze</w:t>
-      </w:r>
-      <w:proofErr w:type="spellEnd"/>
-      <w:r>
-        <w:t xml:space="preserve"> </w:t>
-      </w:r>
-      <w:proofErr w:type="spellStart"/>
-      <w:r>
-        <w:t>leichte</w:t>
-      </w:r>
-      <w:proofErr w:type="spellEnd"/>
-      <w:r>
-        <w:t xml:space="preserve"> Waffen </w:t>
-      </w:r>
-      <w:proofErr w:type="spellStart"/>
-      <w:r>
-        <w:t>frei</w:t>
-      </w:r>
-      <w:proofErr w:type="spellEnd"/>
+        <w:rPr>
+          <w:lang w:val="de-DE"/>
+        </w:rPr>
+      </w:pPr>
+      <w:r>
+        <w:rPr>
+          <w:lang w:val="de-DE"/>
+        </w:rPr>
+        <w:t>Leichte Waffen können frei verwendet werden</w:t>
+      </w:r>
     </w:p>
     <w:p>
       <w:pPr>
@@ -2424,31 +3004,16 @@
           <w:ilvl w:val="0"/>
           <w:numId w:val="1"/>
         </w:numPr>
-      </w:pPr>
-      <w:r>
-        <w:t xml:space="preserve">Kann </w:t>
-      </w:r>
-      <w:proofErr w:type="spellStart"/>
-      <w:r>
-        <w:t>keine</w:t>
-      </w:r>
-      <w:proofErr w:type="spellEnd"/>
-      <w:r>
-        <w:t xml:space="preserve"> Rüstung </w:t>
-      </w:r>
-      <w:proofErr w:type="spellStart"/>
-      <w:r>
-        <w:t>frei</w:t>
-      </w:r>
-      <w:proofErr w:type="spellEnd"/>
-      <w:r>
-        <w:t xml:space="preserve"> </w:t>
-      </w:r>
-      <w:proofErr w:type="spellStart"/>
-      <w:r>
-        <w:t>verwenden</w:t>
-      </w:r>
-      <w:proofErr w:type="spellEnd"/>
+        <w:rPr>
+          <w:lang w:val="de-DE"/>
+        </w:rPr>
+      </w:pPr>
+      <w:r>
+        <w:rPr>
+          <w:lang w:val="de-DE"/>
+        </w:rPr>
+        <w:t>Rüstungen können nicht frei verwendet werden</w:t>
+      </w:r>
     </w:p>
     <w:p>
       <w:pPr>
@@ -2463,7 +3028,7 @@
       </w:r>
       <w:proofErr w:type="spellStart"/>
       <w:r>
-        <w:t>Fähigkeiten</w:t>
+        <w:t>Fertigkeiten</w:t>
       </w:r>
       <w:proofErr w:type="spellEnd"/>
     </w:p>
@@ -2482,7 +3047,25 @@
         <w:rPr>
           <w:lang w:val="de-DE"/>
         </w:rPr>
-        <w:t>Optional: Eine zusätzliche Genre-Fähigkeit im Austausch für eine Unfähigkeit in einer Genre-Fähigkeit</w:t>
+        <w:t>Optional: Eine zusätzliche Genre-</w:t>
+      </w:r>
+      <w:r>
+        <w:rPr>
+          <w:lang w:val="de-DE"/>
+        </w:rPr>
+        <w:t>Fertigkeit</w:t>
+      </w:r>
+      <w:r>
+        <w:rPr>
+          <w:lang w:val="de-DE"/>
+        </w:rPr>
+        <w:t xml:space="preserve"> im Austausch für eine Unfähigkeit in einer Genre-</w:t>
+      </w:r>
+      <w:r>
+        <w:rPr>
+          <w:lang w:val="de-DE"/>
+        </w:rPr>
+        <w:t>Fertigkeit</w:t>
       </w:r>
     </w:p>
     <w:p>
@@ -2500,7 +3083,55 @@
         <w:rPr>
           <w:lang w:val="de-DE"/>
         </w:rPr>
-        <w:t>Ein passendes Kleidungsset, genug zusätzliches Geld, um einen mäßig teuren Gegenstand zu bezahlen, und ein Set Grundausrüstung (aus dem Genre, in dem du spielst)</w:t>
+        <w:t xml:space="preserve">Ein </w:t>
+      </w:r>
+      <w:r>
+        <w:rPr>
+          <w:lang w:val="de-DE"/>
+        </w:rPr>
+        <w:t xml:space="preserve">Satz </w:t>
+      </w:r>
+      <w:r>
+        <w:rPr>
+          <w:lang w:val="de-DE"/>
+        </w:rPr>
+        <w:t>passende</w:t>
+      </w:r>
+      <w:r>
+        <w:rPr>
+          <w:lang w:val="de-DE"/>
+        </w:rPr>
+        <w:t>r</w:t>
+      </w:r>
+      <w:r>
+        <w:rPr>
+          <w:lang w:val="de-DE"/>
+        </w:rPr>
+        <w:t xml:space="preserve"> Kleidung, genug zusätzliches Geld, um einen </w:t>
+      </w:r>
+      <w:r>
+        <w:rPr>
+          <w:lang w:val="de-DE"/>
+        </w:rPr>
+        <w:t>moderat</w:t>
+      </w:r>
+      <w:r>
+        <w:rPr>
+          <w:lang w:val="de-DE"/>
+        </w:rPr>
+        <w:t xml:space="preserve"> teuren Gegenstand zu bezahlen und ein </w:t>
+      </w:r>
+      <w:r>
+        <w:rPr>
+          <w:lang w:val="de-DE"/>
+        </w:rPr>
+        <w:t>Satz</w:t>
+      </w:r>
+      <w:r>
+        <w:rPr>
+          <w:lang w:val="de-DE"/>
+        </w:rPr>
+        <w:t xml:space="preserve"> Grundausrüstung (aus dem Genre, in dem du spielst)</w:t>
       </w:r>
     </w:p>
     <w:p/>
